--- a/Documentación_Bases_CulCaf.docx
+++ b/Documentación_Bases_CulCaf.docx
@@ -79,7 +79,13 @@
         <w:rPr>
           <w:rFonts w:ascii="Ancizar Sans" w:hAnsi="Ancizar Sans"/>
         </w:rPr>
-        <w:t>Fecha de Actualización: 05/09/2025</w:t>
+        <w:t>Transcriptor</w:t>
+      </w:r>
+      <w:r>
+        <w:rPr>
+          <w:rFonts w:ascii="Ancizar Sans" w:hAnsi="Ancizar Sans"/>
+        </w:rPr>
+        <w:t>: Felipe Ramírez Cortázar</w:t>
       </w:r>
     </w:p>
     <w:p>
@@ -90,12 +96,258 @@
           <w:rFonts w:ascii="Ancizar Sans" w:hAnsi="Ancizar Sans"/>
         </w:rPr>
       </w:pPr>
+    </w:p>
+    <w:sdt>
+      <w:sdtPr>
+        <w:rPr>
+          <w:rFonts w:ascii="Ancizar Sans" w:hAnsi="Ancizar Sans"/>
+          <w:color w:val="auto"/>
+          <w:lang w:val="es-ES"/>
+        </w:rPr>
+        <w:id w:val="-2128544625"/>
+        <w:docPartObj>
+          <w:docPartGallery w:val="Table of Contents"/>
+          <w:docPartUnique/>
+        </w:docPartObj>
+      </w:sdtPr>
+      <w:sdtEndPr>
+        <w:rPr>
+          <w:rFonts w:eastAsiaTheme="minorHAnsi" w:cstheme="minorBidi"/>
+          <w:kern w:val="2"/>
+          <w:sz w:val="22"/>
+          <w:szCs w:val="22"/>
+          <w:lang w:eastAsia="en-US"/>
+          <w14:ligatures w14:val="standardContextual"/>
+        </w:rPr>
+      </w:sdtEndPr>
+      <w:sdtContent>
+        <w:p>
+          <w:pPr>
+            <w:pStyle w:val="TtuloTDC"/>
+            <w:jc w:val="center"/>
+            <w:rPr>
+              <w:rFonts w:ascii="Ancizar Sans" w:hAnsi="Ancizar Sans"/>
+              <w:color w:val="auto"/>
+            </w:rPr>
+          </w:pPr>
+          <w:r>
+            <w:rPr>
+              <w:rFonts w:ascii="Ancizar Sans" w:hAnsi="Ancizar Sans"/>
+              <w:color w:val="auto"/>
+              <w:lang w:val="es-ES"/>
+            </w:rPr>
+            <w:t>Contenido</w:t>
+          </w:r>
+        </w:p>
+        <w:p>
+          <w:pPr>
+            <w:pStyle w:val="TDC1"/>
+            <w:tabs>
+              <w:tab w:val="right" w:leader="dot" w:pos="8828"/>
+            </w:tabs>
+            <w:rPr>
+              <w:rFonts w:eastAsiaTheme="minorEastAsia"/>
+              <w:noProof/>
+              <w:sz w:val="24"/>
+              <w:szCs w:val="24"/>
+              <w:lang w:val="es-CO" w:eastAsia="es-CO"/>
+            </w:rPr>
+          </w:pPr>
+          <w:r>
+            <w:rPr>
+              <w:rFonts w:ascii="Ancizar Sans" w:hAnsi="Ancizar Sans"/>
+            </w:rPr>
+            <w:fldChar w:fldCharType="begin"/>
+          </w:r>
+          <w:r>
+            <w:rPr>
+              <w:rFonts w:ascii="Ancizar Sans" w:hAnsi="Ancizar Sans"/>
+            </w:rPr>
+            <w:instrText xml:space="preserve"> TOC \o "1-3" \h \z \u </w:instrText>
+          </w:r>
+          <w:r>
+            <w:rPr>
+              <w:rFonts w:ascii="Ancizar Sans" w:hAnsi="Ancizar Sans"/>
+            </w:rPr>
+            <w:fldChar w:fldCharType="separate"/>
+          </w:r>
+          <w:hyperlink w:anchor="_Toc208334541" w:history="1">
+            <w:r>
+              <w:rPr>
+                <w:rStyle w:val="Hipervnculo"/>
+                <w:rFonts w:ascii="Ancizar Sans" w:hAnsi="Ancizar Sans"/>
+                <w:b/>
+                <w:bCs/>
+                <w:noProof/>
+              </w:rPr>
+              <w:t>Introducción</w:t>
+            </w:r>
+            <w:r>
+              <w:rPr>
+                <w:noProof/>
+                <w:webHidden/>
+              </w:rPr>
+              <w:tab/>
+            </w:r>
+            <w:r>
+              <w:rPr>
+                <w:noProof/>
+                <w:webHidden/>
+              </w:rPr>
+              <w:fldChar w:fldCharType="begin"/>
+            </w:r>
+            <w:r>
+              <w:rPr>
+                <w:noProof/>
+                <w:webHidden/>
+              </w:rPr>
+              <w:instrText xml:space="preserve"> PAGEREF _Toc208334541 \h </w:instrText>
+            </w:r>
+            <w:r>
+              <w:rPr>
+                <w:noProof/>
+                <w:webHidden/>
+              </w:rPr>
+            </w:r>
+            <w:r>
+              <w:rPr>
+                <w:noProof/>
+                <w:webHidden/>
+              </w:rPr>
+              <w:fldChar w:fldCharType="separate"/>
+            </w:r>
+            <w:r>
+              <w:rPr>
+                <w:noProof/>
+                <w:webHidden/>
+              </w:rPr>
+              <w:t>1</w:t>
+            </w:r>
+            <w:r>
+              <w:rPr>
+                <w:noProof/>
+                <w:webHidden/>
+              </w:rPr>
+              <w:fldChar w:fldCharType="end"/>
+            </w:r>
+          </w:hyperlink>
+        </w:p>
+        <w:p>
+          <w:pPr>
+            <w:pStyle w:val="TDC1"/>
+            <w:tabs>
+              <w:tab w:val="right" w:leader="dot" w:pos="8828"/>
+            </w:tabs>
+            <w:rPr>
+              <w:rFonts w:eastAsiaTheme="minorEastAsia"/>
+              <w:noProof/>
+              <w:sz w:val="24"/>
+              <w:szCs w:val="24"/>
+              <w:lang w:val="es-CO" w:eastAsia="es-CO"/>
+            </w:rPr>
+          </w:pPr>
+          <w:hyperlink w:anchor="_Toc208334542" w:history="1">
+            <w:r>
+              <w:rPr>
+                <w:rStyle w:val="Hipervnculo"/>
+                <w:rFonts w:ascii="Ancizar Sans" w:hAnsi="Ancizar Sans"/>
+                <w:b/>
+                <w:bCs/>
+                <w:noProof/>
+              </w:rPr>
+              <w:t>Descripción de las variables</w:t>
+            </w:r>
+            <w:r>
+              <w:rPr>
+                <w:noProof/>
+                <w:webHidden/>
+              </w:rPr>
+              <w:tab/>
+            </w:r>
+            <w:r>
+              <w:rPr>
+                <w:noProof/>
+                <w:webHidden/>
+              </w:rPr>
+              <w:fldChar w:fldCharType="begin"/>
+            </w:r>
+            <w:r>
+              <w:rPr>
+                <w:noProof/>
+                <w:webHidden/>
+              </w:rPr>
+              <w:instrText xml:space="preserve"> PAGEREF _Toc208334542 \h </w:instrText>
+            </w:r>
+            <w:r>
+              <w:rPr>
+                <w:noProof/>
+                <w:webHidden/>
+              </w:rPr>
+            </w:r>
+            <w:r>
+              <w:rPr>
+                <w:noProof/>
+                <w:webHidden/>
+              </w:rPr>
+              <w:fldChar w:fldCharType="separate"/>
+            </w:r>
+            <w:r>
+              <w:rPr>
+                <w:noProof/>
+                <w:webHidden/>
+              </w:rPr>
+              <w:t>2</w:t>
+            </w:r>
+            <w:r>
+              <w:rPr>
+                <w:noProof/>
+                <w:webHidden/>
+              </w:rPr>
+              <w:fldChar w:fldCharType="end"/>
+            </w:r>
+          </w:hyperlink>
+        </w:p>
+        <w:p>
+          <w:pPr>
+            <w:rPr>
+              <w:rFonts w:ascii="Ancizar Sans" w:hAnsi="Ancizar Sans"/>
+            </w:rPr>
+          </w:pPr>
+          <w:r>
+            <w:rPr>
+              <w:rFonts w:ascii="Ancizar Sans" w:hAnsi="Ancizar Sans"/>
+              <w:lang w:val="es-ES"/>
+            </w:rPr>
+            <w:fldChar w:fldCharType="end"/>
+          </w:r>
+        </w:p>
+      </w:sdtContent>
+    </w:sdt>
+    <w:p>
+      <w:pPr>
+        <w:pStyle w:val="Ttulo1"/>
+        <w:rPr>
+          <w:rFonts w:ascii="Ancizar Sans" w:hAnsi="Ancizar Sans"/>
+          <w:b/>
+          <w:bCs/>
+          <w:color w:val="auto"/>
+          <w:sz w:val="24"/>
+          <w:szCs w:val="24"/>
+        </w:rPr>
+      </w:pPr>
+      <w:bookmarkStart w:id="0" w:name="_Toc208334541"/>
       <w:r>
         <w:rPr>
           <w:rFonts w:ascii="Ancizar Sans" w:hAnsi="Ancizar Sans"/>
+          <w:b/>
+          <w:bCs/>
+          <w:color w:val="auto"/>
+          <w:sz w:val="24"/>
+          <w:szCs w:val="24"/>
         </w:rPr>
-        <w:t>Persona: Felipe Ramírez Cortázar</w:t>
+        <w:t>Introducción</w:t>
       </w:r>
+      <w:bookmarkEnd w:id="0"/>
     </w:p>
     <w:p>
       <w:pPr>
@@ -637,7 +889,14 @@
               <w:rPr>
                 <w:rFonts w:ascii="Ancizar Sans" w:hAnsi="Ancizar Sans"/>
               </w:rPr>
-              <w:t>Aplicación 2 meses después de los eventos de café</w:t>
+              <w:t xml:space="preserve">Aplicación 2 meses después </w:t>
+            </w:r>
+            <w:r>
+              <w:rPr>
+                <w:rFonts w:ascii="Ancizar Sans" w:hAnsi="Ancizar Sans"/>
+              </w:rPr>
+              <w:lastRenderedPageBreak/>
+              <w:t>de los eventos de café</w:t>
             </w:r>
           </w:p>
         </w:tc>
@@ -656,6 +915,7 @@
               <w:rPr>
                 <w:rFonts w:ascii="Ancizar Sans" w:hAnsi="Ancizar Sans"/>
               </w:rPr>
+              <w:lastRenderedPageBreak/>
               <w:t>1176</w:t>
             </w:r>
           </w:p>
@@ -714,136 +974,11 @@
                 <w:rFonts w:ascii="Ancizar Sans" w:hAnsi="Ancizar Sans"/>
               </w:rPr>
               <w:t>https://acortar.link/YVtRYW</w:t>
-            </w:r>
-          </w:p>
-        </w:tc>
-      </w:tr>
-      <w:tr>
-        <w:tc>
-          <w:tcPr>
-            <w:tcW w:w="1075" w:type="dxa"/>
-          </w:tcPr>
-          <w:p>
-            <w:pPr>
-              <w:jc w:val="center"/>
-              <w:rPr>
-                <w:rFonts w:ascii="Ancizar Sans" w:hAnsi="Ancizar Sans"/>
-              </w:rPr>
-            </w:pPr>
-            <w:r>
-              <w:rPr>
-                <w:rFonts w:ascii="Ancizar Sans" w:hAnsi="Ancizar Sans"/>
-              </w:rPr>
-              <w:t>Total</w:t>
-            </w:r>
-          </w:p>
-        </w:tc>
-        <w:tc>
-          <w:tcPr>
-            <w:tcW w:w="1139" w:type="dxa"/>
-          </w:tcPr>
-          <w:p>
-            <w:pPr>
-              <w:jc w:val="center"/>
-              <w:rPr>
-                <w:rFonts w:ascii="Ancizar Sans" w:hAnsi="Ancizar Sans"/>
-              </w:rPr>
-            </w:pPr>
-            <w:r>
-              <w:rPr>
-                <w:rFonts w:ascii="Ancizar Sans" w:hAnsi="Ancizar Sans"/>
-              </w:rPr>
-              <w:t>Todos los periodos</w:t>
-            </w:r>
-          </w:p>
-        </w:tc>
-        <w:tc>
-          <w:tcPr>
-            <w:tcW w:w="1013" w:type="dxa"/>
-          </w:tcPr>
-          <w:p>
-            <w:pPr>
-              <w:jc w:val="center"/>
-              <w:rPr>
-                <w:rFonts w:ascii="Ancizar Sans" w:hAnsi="Ancizar Sans"/>
-              </w:rPr>
-            </w:pPr>
-            <w:r>
-              <w:rPr>
-                <w:rFonts w:ascii="Ancizar Sans" w:hAnsi="Ancizar Sans"/>
-              </w:rPr>
-              <w:t>3010</w:t>
-            </w:r>
-          </w:p>
-        </w:tc>
-        <w:tc>
-          <w:tcPr>
-            <w:tcW w:w="1394" w:type="dxa"/>
-          </w:tcPr>
-          <w:p>
-            <w:pPr>
-              <w:jc w:val="center"/>
-              <w:rPr>
-                <w:rFonts w:ascii="Ancizar Sans" w:hAnsi="Ancizar Sans"/>
-              </w:rPr>
-            </w:pPr>
-            <w:r>
-              <w:rPr>
-                <w:rFonts w:ascii="Ancizar Sans" w:hAnsi="Ancizar Sans"/>
-              </w:rPr>
-              <w:t>-</w:t>
-            </w:r>
-          </w:p>
-        </w:tc>
-        <w:tc>
-          <w:tcPr>
-            <w:tcW w:w="1529" w:type="dxa"/>
-          </w:tcPr>
-          <w:p>
-            <w:pPr>
-              <w:jc w:val="center"/>
-              <w:rPr>
-                <w:rFonts w:ascii="Ancizar Sans" w:hAnsi="Ancizar Sans"/>
-              </w:rPr>
-            </w:pPr>
-            <w:r>
-              <w:rPr>
-                <w:rFonts w:ascii="Ancizar Sans" w:hAnsi="Ancizar Sans"/>
-              </w:rPr>
-              <w:t>-</w:t>
-            </w:r>
-          </w:p>
-        </w:tc>
-        <w:tc>
-          <w:tcPr>
-            <w:tcW w:w="2678" w:type="dxa"/>
-          </w:tcPr>
-          <w:p>
-            <w:pPr>
-              <w:jc w:val="both"/>
-              <w:rPr>
-                <w:rFonts w:ascii="Ancizar Sans" w:hAnsi="Ancizar Sans"/>
-              </w:rPr>
-            </w:pPr>
-            <w:r>
-              <w:rPr>
-                <w:rFonts w:ascii="Ancizar Sans" w:hAnsi="Ancizar Sans"/>
-              </w:rPr>
-              <w:t>-</w:t>
             </w:r>
           </w:p>
         </w:tc>
       </w:tr>
     </w:tbl>
-    <w:p>
-      <w:pPr>
-        <w:spacing w:after="0"/>
-        <w:jc w:val="both"/>
-        <w:rPr>
-          <w:rFonts w:ascii="Ancizar Sans" w:hAnsi="Ancizar Sans"/>
-        </w:rPr>
-      </w:pPr>
-    </w:p>
     <w:p>
       <w:pPr>
         <w:spacing w:after="0"/>
@@ -874,7 +1009,6 @@
         <w:rPr>
           <w:rFonts w:ascii="Ancizar Sans" w:hAnsi="Ancizar Sans"/>
         </w:rPr>
-        <w:lastRenderedPageBreak/>
         <w:t xml:space="preserve">El primer paso de la depuración supuso la eliminación de respuestas vacías, dado la configuración del cuestionario era posible responder a la pregunta ¿Desea participar en la presente investigación? – No, lo que implicaba la terminación del formulario. Esta primera parte de hizo de manera manual, dado que los datos no se pueden considerar perdidos, la decisión apropiada era la eliminación. Por lo tanto, de los 3010 datos en bruto recolectados, al final se contó con XXX datos disponibles, la tabla a continuación detalla el conteo por base en específico: </w:t>
       </w:r>
     </w:p>
@@ -1010,11 +1144,15 @@
               <w:jc w:val="center"/>
               <w:rPr>
                 <w:rFonts w:ascii="Ancizar Sans" w:hAnsi="Ancizar Sans"/>
-              </w:rPr>
-            </w:pPr>
-            <w:r>
-              <w:rPr>
-                <w:rFonts w:ascii="Ancizar Sans" w:hAnsi="Ancizar Sans"/>
+                <w:b/>
+                <w:bCs/>
+              </w:rPr>
+            </w:pPr>
+            <w:r>
+              <w:rPr>
+                <w:rFonts w:ascii="Ancizar Sans" w:hAnsi="Ancizar Sans"/>
+                <w:b/>
+                <w:bCs/>
               </w:rPr>
               <w:t>ICC_PRE</w:t>
             </w:r>
@@ -1091,11 +1229,15 @@
               <w:jc w:val="center"/>
               <w:rPr>
                 <w:rFonts w:ascii="Ancizar Sans" w:hAnsi="Ancizar Sans"/>
-              </w:rPr>
-            </w:pPr>
-            <w:r>
-              <w:rPr>
-                <w:rFonts w:ascii="Ancizar Sans" w:hAnsi="Ancizar Sans"/>
+                <w:b/>
+                <w:bCs/>
+              </w:rPr>
+            </w:pPr>
+            <w:r>
+              <w:rPr>
+                <w:rFonts w:ascii="Ancizar Sans" w:hAnsi="Ancizar Sans"/>
+                <w:b/>
+                <w:bCs/>
               </w:rPr>
               <w:t>ICC_MID</w:t>
             </w:r>
@@ -1172,11 +1314,15 @@
               <w:jc w:val="center"/>
               <w:rPr>
                 <w:rFonts w:ascii="Ancizar Sans" w:hAnsi="Ancizar Sans"/>
-              </w:rPr>
-            </w:pPr>
-            <w:r>
-              <w:rPr>
-                <w:rFonts w:ascii="Ancizar Sans" w:hAnsi="Ancizar Sans"/>
+                <w:b/>
+                <w:bCs/>
+              </w:rPr>
+            </w:pPr>
+            <w:r>
+              <w:rPr>
+                <w:rFonts w:ascii="Ancizar Sans" w:hAnsi="Ancizar Sans"/>
+                <w:b/>
+                <w:bCs/>
               </w:rPr>
               <w:t>ICC_END</w:t>
             </w:r>
@@ -1253,8 +1399,18 @@
               <w:jc w:val="center"/>
               <w:rPr>
                 <w:rFonts w:ascii="Ancizar Sans" w:hAnsi="Ancizar Sans"/>
-              </w:rPr>
-            </w:pPr>
+                <w:b/>
+                <w:bCs/>
+              </w:rPr>
+            </w:pPr>
+            <w:r>
+              <w:rPr>
+                <w:rFonts w:ascii="Ancizar Sans" w:hAnsi="Ancizar Sans"/>
+                <w:b/>
+                <w:bCs/>
+              </w:rPr>
+              <w:t>Total</w:t>
+            </w:r>
           </w:p>
         </w:tc>
         <w:tc>
@@ -1318,27 +1474,29 @@
     </w:tbl>
     <w:p>
       <w:pPr>
-        <w:spacing w:after="0"/>
-        <w:jc w:val="both"/>
+        <w:pStyle w:val="Ttulo1"/>
         <w:rPr>
           <w:rFonts w:ascii="Ancizar Sans" w:hAnsi="Ancizar Sans"/>
+          <w:b/>
+          <w:bCs/>
+          <w:color w:val="auto"/>
+          <w:sz w:val="24"/>
+          <w:szCs w:val="24"/>
         </w:rPr>
       </w:pPr>
-    </w:p>
-    <w:p>
-      <w:pPr>
-        <w:spacing w:after="0"/>
-        <w:jc w:val="both"/>
-        <w:rPr>
-          <w:rFonts w:ascii="Ancizar Sans" w:hAnsi="Ancizar Sans"/>
-        </w:rPr>
-      </w:pPr>
+      <w:bookmarkStart w:id="1" w:name="_Toc208334542"/>
       <w:r>
         <w:rPr>
           <w:rFonts w:ascii="Ancizar Sans" w:hAnsi="Ancizar Sans"/>
+          <w:b/>
+          <w:bCs/>
+          <w:color w:val="auto"/>
+          <w:sz w:val="24"/>
+          <w:szCs w:val="24"/>
         </w:rPr>
         <w:t>Descripción de las variables</w:t>
       </w:r>
+      <w:bookmarkEnd w:id="1"/>
     </w:p>
     <w:p>
       <w:pPr>
@@ -1765,13 +1923,24 @@
               <w:jc w:val="center"/>
               <w:rPr>
                 <w:rFonts w:ascii="Ancizar Sans" w:hAnsi="Ancizar Sans"/>
-              </w:rPr>
-            </w:pPr>
-            <w:r>
-              <w:rPr>
-                <w:rFonts w:ascii="Ancizar Sans" w:hAnsi="Ancizar Sans"/>
-              </w:rPr>
-              <w:t>Femenino=1</w:t>
+                <w:lang w:val="it-IT"/>
+              </w:rPr>
+            </w:pPr>
+            <w:proofErr w:type="spellStart"/>
+            <w:r>
+              <w:rPr>
+                <w:rFonts w:ascii="Ancizar Sans" w:hAnsi="Ancizar Sans"/>
+                <w:lang w:val="it-IT"/>
+              </w:rPr>
+              <w:t>Femenino</w:t>
+            </w:r>
+            <w:proofErr w:type="spellEnd"/>
+            <w:r>
+              <w:rPr>
+                <w:rFonts w:ascii="Ancizar Sans" w:hAnsi="Ancizar Sans"/>
+                <w:lang w:val="it-IT"/>
+              </w:rPr>
+              <w:t>=1</w:t>
             </w:r>
           </w:p>
           <w:p>
@@ -1779,13 +1948,24 @@
               <w:jc w:val="center"/>
               <w:rPr>
                 <w:rFonts w:ascii="Ancizar Sans" w:hAnsi="Ancizar Sans"/>
-              </w:rPr>
-            </w:pPr>
-            <w:r>
-              <w:rPr>
-                <w:rFonts w:ascii="Ancizar Sans" w:hAnsi="Ancizar Sans"/>
-              </w:rPr>
-              <w:t>Masculino=2</w:t>
+                <w:lang w:val="it-IT"/>
+              </w:rPr>
+            </w:pPr>
+            <w:proofErr w:type="spellStart"/>
+            <w:r>
+              <w:rPr>
+                <w:rFonts w:ascii="Ancizar Sans" w:hAnsi="Ancizar Sans"/>
+                <w:lang w:val="it-IT"/>
+              </w:rPr>
+              <w:t>Masculino</w:t>
+            </w:r>
+            <w:proofErr w:type="spellEnd"/>
+            <w:r>
+              <w:rPr>
+                <w:rFonts w:ascii="Ancizar Sans" w:hAnsi="Ancizar Sans"/>
+                <w:lang w:val="it-IT"/>
+              </w:rPr>
+              <w:t>=2</w:t>
             </w:r>
           </w:p>
           <w:p>
@@ -1793,11 +1973,13 @@
               <w:jc w:val="center"/>
               <w:rPr>
                 <w:rFonts w:ascii="Ancizar Sans" w:hAnsi="Ancizar Sans"/>
-              </w:rPr>
-            </w:pPr>
-            <w:r>
-              <w:rPr>
-                <w:rFonts w:ascii="Ancizar Sans" w:hAnsi="Ancizar Sans"/>
+                <w:lang w:val="it-IT"/>
+              </w:rPr>
+            </w:pPr>
+            <w:r>
+              <w:rPr>
+                <w:rFonts w:ascii="Ancizar Sans" w:hAnsi="Ancizar Sans"/>
+                <w:lang w:val="it-IT"/>
               </w:rPr>
               <w:t>No binario=3</w:t>
             </w:r>
@@ -1807,13 +1989,31 @@
               <w:jc w:val="center"/>
               <w:rPr>
                 <w:rFonts w:ascii="Ancizar Sans" w:hAnsi="Ancizar Sans"/>
-              </w:rPr>
-            </w:pPr>
-            <w:r>
-              <w:rPr>
-                <w:rFonts w:ascii="Ancizar Sans" w:hAnsi="Ancizar Sans"/>
-              </w:rPr>
-              <w:t>Dato perdido=999</w:t>
+                <w:lang w:val="it-IT"/>
+              </w:rPr>
+            </w:pPr>
+            <w:r>
+              <w:rPr>
+                <w:rFonts w:ascii="Ancizar Sans" w:hAnsi="Ancizar Sans"/>
+                <w:lang w:val="it-IT"/>
+              </w:rPr>
+              <w:t xml:space="preserve">Dato </w:t>
+            </w:r>
+            <w:proofErr w:type="spellStart"/>
+            <w:r>
+              <w:rPr>
+                <w:rFonts w:ascii="Ancizar Sans" w:hAnsi="Ancizar Sans"/>
+                <w:lang w:val="it-IT"/>
+              </w:rPr>
+              <w:t>perdido</w:t>
+            </w:r>
+            <w:proofErr w:type="spellEnd"/>
+            <w:r>
+              <w:rPr>
+                <w:rFonts w:ascii="Ancizar Sans" w:hAnsi="Ancizar Sans"/>
+                <w:lang w:val="it-IT"/>
+              </w:rPr>
+              <w:t>=999</w:t>
             </w:r>
           </w:p>
         </w:tc>
@@ -2065,97 +2265,49 @@
               <w:rPr>
                 <w:rFonts w:ascii="Ancizar Sans" w:hAnsi="Ancizar Sans"/>
               </w:rPr>
-              <w:t>0-1 SMLV</w:t>
-            </w:r>
-            <w:r>
-              <w:rPr>
-                <w:rFonts w:ascii="Ancizar Sans" w:hAnsi="Ancizar Sans"/>
-              </w:rPr>
-              <w:t>=</w:t>
-            </w:r>
-            <w:r>
-              <w:rPr>
-                <w:rFonts w:ascii="Ancizar Sans" w:hAnsi="Ancizar Sans"/>
-              </w:rPr>
-              <w:t xml:space="preserve"> 1</w:t>
-            </w:r>
-          </w:p>
-          <w:p>
-            <w:pPr>
-              <w:jc w:val="both"/>
-              <w:rPr>
-                <w:rFonts w:ascii="Ancizar Sans" w:hAnsi="Ancizar Sans"/>
-              </w:rPr>
-            </w:pPr>
-            <w:r>
-              <w:rPr>
-                <w:rFonts w:ascii="Ancizar Sans" w:hAnsi="Ancizar Sans"/>
-              </w:rPr>
-              <w:t>1-3 SMLV</w:t>
-            </w:r>
-            <w:r>
-              <w:rPr>
-                <w:rFonts w:ascii="Ancizar Sans" w:hAnsi="Ancizar Sans"/>
-              </w:rPr>
-              <w:t xml:space="preserve">= </w:t>
-            </w:r>
-            <w:r>
-              <w:rPr>
-                <w:rFonts w:ascii="Ancizar Sans" w:hAnsi="Ancizar Sans"/>
-              </w:rPr>
-              <w:t>2</w:t>
-            </w:r>
-          </w:p>
-          <w:p>
-            <w:pPr>
-              <w:jc w:val="both"/>
-              <w:rPr>
-                <w:rFonts w:ascii="Ancizar Sans" w:hAnsi="Ancizar Sans"/>
-              </w:rPr>
-            </w:pPr>
-            <w:r>
-              <w:rPr>
-                <w:rFonts w:ascii="Ancizar Sans" w:hAnsi="Ancizar Sans"/>
-              </w:rPr>
-              <w:t>3-5 SMLV</w:t>
-            </w:r>
-            <w:r>
-              <w:rPr>
-                <w:rFonts w:ascii="Ancizar Sans" w:hAnsi="Ancizar Sans"/>
-              </w:rPr>
-              <w:t xml:space="preserve">= </w:t>
-            </w:r>
-            <w:r>
-              <w:rPr>
-                <w:rFonts w:ascii="Ancizar Sans" w:hAnsi="Ancizar Sans"/>
-              </w:rPr>
-              <w:t>3</w:t>
-            </w:r>
-          </w:p>
-          <w:p>
-            <w:pPr>
-              <w:jc w:val="both"/>
-              <w:rPr>
-                <w:rFonts w:ascii="Ancizar Sans" w:hAnsi="Ancizar Sans"/>
-              </w:rPr>
-            </w:pPr>
-            <w:r>
-              <w:rPr>
-                <w:rFonts w:ascii="Ancizar Sans" w:hAnsi="Ancizar Sans"/>
-              </w:rPr>
-              <w:t>+5SMLV</w:t>
-            </w:r>
-            <w:r>
-              <w:rPr>
-                <w:rFonts w:ascii="Ancizar Sans" w:hAnsi="Ancizar Sans"/>
-              </w:rPr>
-              <w:t>=</w:t>
-            </w:r>
-            <w:r>
-              <w:rPr>
-                <w:rFonts w:ascii="Ancizar Sans" w:hAnsi="Ancizar Sans"/>
-              </w:rPr>
-              <w:t>4</w:t>
+              <w:t>0-1 SMLV= 1</w:t>
+            </w:r>
+          </w:p>
+          <w:p>
+            <w:pPr>
+              <w:jc w:val="both"/>
+              <w:rPr>
+                <w:rFonts w:ascii="Ancizar Sans" w:hAnsi="Ancizar Sans"/>
+              </w:rPr>
+            </w:pPr>
+            <w:r>
+              <w:rPr>
+                <w:rFonts w:ascii="Ancizar Sans" w:hAnsi="Ancizar Sans"/>
+              </w:rPr>
+              <w:t>1-3 SMLV= 2</w:t>
+            </w:r>
+          </w:p>
+          <w:p>
+            <w:pPr>
+              <w:jc w:val="both"/>
+              <w:rPr>
+                <w:rFonts w:ascii="Ancizar Sans" w:hAnsi="Ancizar Sans"/>
+              </w:rPr>
+            </w:pPr>
+            <w:r>
+              <w:rPr>
+                <w:rFonts w:ascii="Ancizar Sans" w:hAnsi="Ancizar Sans"/>
+              </w:rPr>
+              <w:t>3-5 SMLV= 3</w:t>
+            </w:r>
+          </w:p>
+          <w:p>
+            <w:pPr>
+              <w:jc w:val="both"/>
+              <w:rPr>
+                <w:rFonts w:ascii="Ancizar Sans" w:hAnsi="Ancizar Sans"/>
+              </w:rPr>
+            </w:pPr>
+            <w:r>
+              <w:rPr>
+                <w:rFonts w:ascii="Ancizar Sans" w:hAnsi="Ancizar Sans"/>
+              </w:rPr>
+              <w:t>+5SMLV=4</w:t>
             </w:r>
           </w:p>
         </w:tc>
@@ -2271,97 +2423,49 @@
               <w:rPr>
                 <w:rFonts w:ascii="Ancizar Sans" w:hAnsi="Ancizar Sans"/>
               </w:rPr>
-              <w:t>Estudiante</w:t>
-            </w:r>
-            <w:r>
-              <w:rPr>
-                <w:rFonts w:ascii="Ancizar Sans" w:hAnsi="Ancizar Sans"/>
-              </w:rPr>
-              <w:t>=</w:t>
-            </w:r>
-            <w:r>
-              <w:rPr>
-                <w:rFonts w:ascii="Ancizar Sans" w:hAnsi="Ancizar Sans"/>
-              </w:rPr>
-              <w:t>1</w:t>
-            </w:r>
-          </w:p>
-          <w:p>
-            <w:pPr>
-              <w:jc w:val="both"/>
-              <w:rPr>
-                <w:rFonts w:ascii="Ancizar Sans" w:hAnsi="Ancizar Sans"/>
-              </w:rPr>
-            </w:pPr>
-            <w:r>
-              <w:rPr>
-                <w:rFonts w:ascii="Ancizar Sans" w:hAnsi="Ancizar Sans"/>
-              </w:rPr>
-              <w:t>Administrativo</w:t>
-            </w:r>
-            <w:r>
-              <w:rPr>
-                <w:rFonts w:ascii="Ancizar Sans" w:hAnsi="Ancizar Sans"/>
-              </w:rPr>
-              <w:t>=</w:t>
-            </w:r>
-            <w:r>
-              <w:rPr>
-                <w:rFonts w:ascii="Ancizar Sans" w:hAnsi="Ancizar Sans"/>
-              </w:rPr>
-              <w:t>2</w:t>
-            </w:r>
-          </w:p>
-          <w:p>
-            <w:pPr>
-              <w:jc w:val="both"/>
-              <w:rPr>
-                <w:rFonts w:ascii="Ancizar Sans" w:hAnsi="Ancizar Sans"/>
-              </w:rPr>
-            </w:pPr>
-            <w:r>
-              <w:rPr>
-                <w:rFonts w:ascii="Ancizar Sans" w:hAnsi="Ancizar Sans"/>
-              </w:rPr>
-              <w:t>Docente</w:t>
-            </w:r>
-            <w:r>
-              <w:rPr>
-                <w:rFonts w:ascii="Ancizar Sans" w:hAnsi="Ancizar Sans"/>
-              </w:rPr>
-              <w:t>=</w:t>
-            </w:r>
-            <w:r>
-              <w:rPr>
-                <w:rFonts w:ascii="Ancizar Sans" w:hAnsi="Ancizar Sans"/>
-              </w:rPr>
-              <w:t>3</w:t>
-            </w:r>
-          </w:p>
-          <w:p>
-            <w:pPr>
-              <w:jc w:val="both"/>
-              <w:rPr>
-                <w:rFonts w:ascii="Ancizar Sans" w:hAnsi="Ancizar Sans"/>
-              </w:rPr>
-            </w:pPr>
-            <w:r>
-              <w:rPr>
-                <w:rFonts w:ascii="Ancizar Sans" w:hAnsi="Ancizar Sans"/>
-              </w:rPr>
-              <w:t>Visitante/Egresado</w:t>
-            </w:r>
-            <w:r>
-              <w:rPr>
-                <w:rFonts w:ascii="Ancizar Sans" w:hAnsi="Ancizar Sans"/>
-              </w:rPr>
-              <w:t>=</w:t>
-            </w:r>
-            <w:r>
-              <w:rPr>
-                <w:rFonts w:ascii="Ancizar Sans" w:hAnsi="Ancizar Sans"/>
-              </w:rPr>
-              <w:t>4</w:t>
+              <w:t>Estudiante=1</w:t>
+            </w:r>
+          </w:p>
+          <w:p>
+            <w:pPr>
+              <w:jc w:val="both"/>
+              <w:rPr>
+                <w:rFonts w:ascii="Ancizar Sans" w:hAnsi="Ancizar Sans"/>
+              </w:rPr>
+            </w:pPr>
+            <w:r>
+              <w:rPr>
+                <w:rFonts w:ascii="Ancizar Sans" w:hAnsi="Ancizar Sans"/>
+              </w:rPr>
+              <w:t>Administrativo=2</w:t>
+            </w:r>
+          </w:p>
+          <w:p>
+            <w:pPr>
+              <w:jc w:val="both"/>
+              <w:rPr>
+                <w:rFonts w:ascii="Ancizar Sans" w:hAnsi="Ancizar Sans"/>
+              </w:rPr>
+            </w:pPr>
+            <w:r>
+              <w:rPr>
+                <w:rFonts w:ascii="Ancizar Sans" w:hAnsi="Ancizar Sans"/>
+              </w:rPr>
+              <w:t>Docente=3</w:t>
+            </w:r>
+          </w:p>
+          <w:p>
+            <w:pPr>
+              <w:jc w:val="both"/>
+              <w:rPr>
+                <w:rFonts w:ascii="Ancizar Sans" w:hAnsi="Ancizar Sans"/>
+              </w:rPr>
+            </w:pPr>
+            <w:r>
+              <w:rPr>
+                <w:rFonts w:ascii="Ancizar Sans" w:hAnsi="Ancizar Sans"/>
+              </w:rPr>
+              <w:t>Visitante/Egresado=4</w:t>
             </w:r>
           </w:p>
         </w:tc>
@@ -2477,201 +2581,105 @@
               <w:rPr>
                 <w:rFonts w:ascii="Ancizar Sans" w:hAnsi="Ancizar Sans"/>
               </w:rPr>
-              <w:t xml:space="preserve">Estudiante Pregrado </w:t>
-            </w:r>
-            <w:r>
-              <w:rPr>
-                <w:rFonts w:ascii="Ancizar Sans" w:hAnsi="Ancizar Sans"/>
-              </w:rPr>
-              <w:t>=</w:t>
-            </w:r>
-            <w:r>
-              <w:rPr>
-                <w:rFonts w:ascii="Ancizar Sans" w:hAnsi="Ancizar Sans"/>
-              </w:rPr>
-              <w:t>1</w:t>
-            </w:r>
-          </w:p>
-          <w:p>
-            <w:pPr>
-              <w:jc w:val="both"/>
-              <w:rPr>
-                <w:rFonts w:ascii="Ancizar Sans" w:hAnsi="Ancizar Sans"/>
-              </w:rPr>
-            </w:pPr>
-            <w:r>
-              <w:rPr>
-                <w:rFonts w:ascii="Ancizar Sans" w:hAnsi="Ancizar Sans"/>
-              </w:rPr>
-              <w:t>Estudiante Postgrado</w:t>
-            </w:r>
-            <w:r>
-              <w:rPr>
-                <w:rFonts w:ascii="Ancizar Sans" w:hAnsi="Ancizar Sans"/>
-              </w:rPr>
-              <w:t>=</w:t>
-            </w:r>
-            <w:r>
-              <w:rPr>
-                <w:rFonts w:ascii="Ancizar Sans" w:hAnsi="Ancizar Sans"/>
-              </w:rPr>
-              <w:t>2</w:t>
-            </w:r>
-          </w:p>
-          <w:p>
-            <w:pPr>
-              <w:jc w:val="both"/>
-              <w:rPr>
-                <w:rFonts w:ascii="Ancizar Sans" w:hAnsi="Ancizar Sans"/>
-              </w:rPr>
-            </w:pPr>
-            <w:r>
-              <w:rPr>
-                <w:rFonts w:ascii="Ancizar Sans" w:hAnsi="Ancizar Sans"/>
-              </w:rPr>
-              <w:t>Administrativo Contratista</w:t>
-            </w:r>
-            <w:r>
-              <w:rPr>
-                <w:rFonts w:ascii="Ancizar Sans" w:hAnsi="Ancizar Sans"/>
-              </w:rPr>
-              <w:t>=</w:t>
-            </w:r>
-            <w:r>
-              <w:rPr>
-                <w:rFonts w:ascii="Ancizar Sans" w:hAnsi="Ancizar Sans"/>
-              </w:rPr>
-              <w:t>3</w:t>
-            </w:r>
-          </w:p>
-          <w:p>
-            <w:pPr>
-              <w:jc w:val="both"/>
-              <w:rPr>
-                <w:rFonts w:ascii="Ancizar Sans" w:hAnsi="Ancizar Sans"/>
-              </w:rPr>
-            </w:pPr>
-            <w:r>
-              <w:rPr>
-                <w:rFonts w:ascii="Ancizar Sans" w:hAnsi="Ancizar Sans"/>
-              </w:rPr>
-              <w:t>Administrativo De Planta</w:t>
-            </w:r>
-            <w:r>
-              <w:rPr>
-                <w:rFonts w:ascii="Ancizar Sans" w:hAnsi="Ancizar Sans"/>
-              </w:rPr>
-              <w:t>=</w:t>
-            </w:r>
-            <w:r>
-              <w:rPr>
-                <w:rFonts w:ascii="Ancizar Sans" w:hAnsi="Ancizar Sans"/>
-              </w:rPr>
-              <w:t>4</w:t>
-            </w:r>
-          </w:p>
-          <w:p>
-            <w:pPr>
-              <w:jc w:val="both"/>
-              <w:rPr>
-                <w:rFonts w:ascii="Ancizar Sans" w:hAnsi="Ancizar Sans"/>
-              </w:rPr>
-            </w:pPr>
-            <w:r>
-              <w:rPr>
-                <w:rFonts w:ascii="Ancizar Sans" w:hAnsi="Ancizar Sans"/>
-              </w:rPr>
-              <w:t>Docente Contratista</w:t>
-            </w:r>
-            <w:r>
-              <w:rPr>
-                <w:rFonts w:ascii="Ancizar Sans" w:hAnsi="Ancizar Sans"/>
-              </w:rPr>
-              <w:t>=</w:t>
-            </w:r>
-            <w:r>
-              <w:rPr>
-                <w:rFonts w:ascii="Ancizar Sans" w:hAnsi="Ancizar Sans"/>
-              </w:rPr>
-              <w:t>5</w:t>
-            </w:r>
-          </w:p>
-          <w:p>
-            <w:pPr>
-              <w:jc w:val="both"/>
-              <w:rPr>
-                <w:rFonts w:ascii="Ancizar Sans" w:hAnsi="Ancizar Sans"/>
-              </w:rPr>
-            </w:pPr>
-            <w:r>
-              <w:rPr>
-                <w:rFonts w:ascii="Ancizar Sans" w:hAnsi="Ancizar Sans"/>
-              </w:rPr>
-              <w:t xml:space="preserve">Docente De Planta </w:t>
-            </w:r>
-            <w:r>
-              <w:rPr>
-                <w:rFonts w:ascii="Ancizar Sans" w:hAnsi="Ancizar Sans"/>
-              </w:rPr>
-              <w:t>=</w:t>
-            </w:r>
-            <w:r>
-              <w:rPr>
-                <w:rFonts w:ascii="Ancizar Sans" w:hAnsi="Ancizar Sans"/>
-              </w:rPr>
-              <w:t>6</w:t>
-            </w:r>
-          </w:p>
-          <w:p>
-            <w:pPr>
-              <w:jc w:val="both"/>
-              <w:rPr>
-                <w:rFonts w:ascii="Ancizar Sans" w:hAnsi="Ancizar Sans"/>
-              </w:rPr>
-            </w:pPr>
-            <w:r>
-              <w:rPr>
-                <w:rFonts w:ascii="Ancizar Sans" w:hAnsi="Ancizar Sans"/>
-              </w:rPr>
-              <w:t>Visitante</w:t>
-            </w:r>
-            <w:r>
-              <w:rPr>
-                <w:rFonts w:ascii="Ancizar Sans" w:hAnsi="Ancizar Sans"/>
-              </w:rPr>
-              <w:t>=</w:t>
-            </w:r>
-            <w:r>
-              <w:rPr>
-                <w:rFonts w:ascii="Ancizar Sans" w:hAnsi="Ancizar Sans"/>
-              </w:rPr>
-              <w:t>7</w:t>
-            </w:r>
-          </w:p>
-          <w:p>
-            <w:pPr>
-              <w:jc w:val="both"/>
-              <w:rPr>
-                <w:rFonts w:ascii="Ancizar Sans" w:hAnsi="Ancizar Sans"/>
-              </w:rPr>
-            </w:pPr>
-            <w:r>
-              <w:rPr>
-                <w:rFonts w:ascii="Ancizar Sans" w:hAnsi="Ancizar Sans"/>
-              </w:rPr>
-              <w:t>Egresado</w:t>
-            </w:r>
-            <w:r>
-              <w:rPr>
-                <w:rFonts w:ascii="Ancizar Sans" w:hAnsi="Ancizar Sans"/>
-              </w:rPr>
-              <w:t>=</w:t>
-            </w:r>
-            <w:r>
-              <w:rPr>
-                <w:rFonts w:ascii="Ancizar Sans" w:hAnsi="Ancizar Sans"/>
-              </w:rPr>
-              <w:t>8</w:t>
+              <w:t>Estudiante Pregrado =1</w:t>
+            </w:r>
+          </w:p>
+          <w:p>
+            <w:pPr>
+              <w:jc w:val="both"/>
+              <w:rPr>
+                <w:rFonts w:ascii="Ancizar Sans" w:hAnsi="Ancizar Sans"/>
+              </w:rPr>
+            </w:pPr>
+            <w:r>
+              <w:rPr>
+                <w:rFonts w:ascii="Ancizar Sans" w:hAnsi="Ancizar Sans"/>
+              </w:rPr>
+              <w:t>Estudiante Postgrado=2</w:t>
+            </w:r>
+          </w:p>
+          <w:p>
+            <w:pPr>
+              <w:jc w:val="both"/>
+              <w:rPr>
+                <w:rFonts w:ascii="Ancizar Sans" w:hAnsi="Ancizar Sans"/>
+              </w:rPr>
+            </w:pPr>
+            <w:r>
+              <w:rPr>
+                <w:rFonts w:ascii="Ancizar Sans" w:hAnsi="Ancizar Sans"/>
+              </w:rPr>
+              <w:t>Administrativo Contratista=3</w:t>
+            </w:r>
+          </w:p>
+          <w:p>
+            <w:pPr>
+              <w:jc w:val="both"/>
+              <w:rPr>
+                <w:rFonts w:ascii="Ancizar Sans" w:hAnsi="Ancizar Sans"/>
+              </w:rPr>
+            </w:pPr>
+            <w:r>
+              <w:rPr>
+                <w:rFonts w:ascii="Ancizar Sans" w:hAnsi="Ancizar Sans"/>
+              </w:rPr>
+              <w:t>Administrativo De Planta=4</w:t>
+            </w:r>
+          </w:p>
+          <w:p>
+            <w:pPr>
+              <w:jc w:val="both"/>
+              <w:rPr>
+                <w:rFonts w:ascii="Ancizar Sans" w:hAnsi="Ancizar Sans"/>
+              </w:rPr>
+            </w:pPr>
+            <w:r>
+              <w:rPr>
+                <w:rFonts w:ascii="Ancizar Sans" w:hAnsi="Ancizar Sans"/>
+              </w:rPr>
+              <w:t>Docente Contratista=5</w:t>
+            </w:r>
+          </w:p>
+          <w:p>
+            <w:pPr>
+              <w:jc w:val="both"/>
+              <w:rPr>
+                <w:rFonts w:ascii="Ancizar Sans" w:hAnsi="Ancizar Sans"/>
+              </w:rPr>
+            </w:pPr>
+            <w:r>
+              <w:rPr>
+                <w:rFonts w:ascii="Ancizar Sans" w:hAnsi="Ancizar Sans"/>
+              </w:rPr>
+              <w:t>Docente De Planta =6</w:t>
+            </w:r>
+          </w:p>
+          <w:p>
+            <w:pPr>
+              <w:jc w:val="both"/>
+              <w:rPr>
+                <w:rFonts w:ascii="Ancizar Sans" w:hAnsi="Ancizar Sans"/>
+              </w:rPr>
+            </w:pPr>
+            <w:r>
+              <w:rPr>
+                <w:rFonts w:ascii="Ancizar Sans" w:hAnsi="Ancizar Sans"/>
+              </w:rPr>
+              <w:t>Visitante=7</w:t>
+            </w:r>
+          </w:p>
+          <w:p>
+            <w:pPr>
+              <w:jc w:val="both"/>
+              <w:rPr>
+                <w:rFonts w:ascii="Ancizar Sans" w:hAnsi="Ancizar Sans"/>
+              </w:rPr>
+            </w:pPr>
+            <w:r>
+              <w:rPr>
+                <w:rFonts w:ascii="Ancizar Sans" w:hAnsi="Ancizar Sans"/>
+              </w:rPr>
+              <w:t>Egresado=8</w:t>
             </w:r>
           </w:p>
         </w:tc>
@@ -2787,279 +2795,147 @@
               <w:rPr>
                 <w:rFonts w:ascii="Ancizar Sans" w:hAnsi="Ancizar Sans"/>
               </w:rPr>
-              <w:t xml:space="preserve">Ingeniería </w:t>
-            </w:r>
-            <w:r>
-              <w:rPr>
-                <w:rFonts w:ascii="Ancizar Sans" w:hAnsi="Ancizar Sans"/>
-              </w:rPr>
-              <w:t>=</w:t>
-            </w:r>
-            <w:r>
-              <w:rPr>
-                <w:rFonts w:ascii="Ancizar Sans" w:hAnsi="Ancizar Sans"/>
-              </w:rPr>
-              <w:t>1</w:t>
-            </w:r>
-          </w:p>
-          <w:p>
-            <w:pPr>
-              <w:jc w:val="both"/>
-              <w:rPr>
-                <w:rFonts w:ascii="Ancizar Sans" w:hAnsi="Ancizar Sans"/>
-              </w:rPr>
-            </w:pPr>
-            <w:r>
-              <w:rPr>
-                <w:rFonts w:ascii="Ancizar Sans" w:hAnsi="Ancizar Sans"/>
-              </w:rPr>
-              <w:t>Ciencias humanas</w:t>
-            </w:r>
-            <w:r>
-              <w:rPr>
-                <w:rFonts w:ascii="Ancizar Sans" w:hAnsi="Ancizar Sans"/>
-              </w:rPr>
-              <w:t>=</w:t>
-            </w:r>
-            <w:r>
-              <w:rPr>
-                <w:rFonts w:ascii="Ancizar Sans" w:hAnsi="Ancizar Sans"/>
-              </w:rPr>
-              <w:t>2</w:t>
-            </w:r>
-          </w:p>
-          <w:p>
-            <w:pPr>
-              <w:jc w:val="both"/>
-              <w:rPr>
-                <w:rFonts w:ascii="Ancizar Sans" w:hAnsi="Ancizar Sans"/>
-              </w:rPr>
-            </w:pPr>
-            <w:r>
-              <w:rPr>
-                <w:rFonts w:ascii="Ancizar Sans" w:hAnsi="Ancizar Sans"/>
-              </w:rPr>
-              <w:t>Ciencias</w:t>
-            </w:r>
-            <w:r>
-              <w:rPr>
-                <w:rFonts w:ascii="Ancizar Sans" w:hAnsi="Ancizar Sans"/>
-              </w:rPr>
-              <w:t>=</w:t>
-            </w:r>
-            <w:r>
-              <w:rPr>
-                <w:rFonts w:ascii="Ancizar Sans" w:hAnsi="Ancizar Sans"/>
-              </w:rPr>
-              <w:t>3</w:t>
-            </w:r>
-          </w:p>
-          <w:p>
-            <w:pPr>
-              <w:jc w:val="both"/>
-              <w:rPr>
-                <w:rFonts w:ascii="Ancizar Sans" w:hAnsi="Ancizar Sans"/>
-              </w:rPr>
-            </w:pPr>
-            <w:r>
-              <w:rPr>
-                <w:rFonts w:ascii="Ancizar Sans" w:hAnsi="Ancizar Sans"/>
-              </w:rPr>
-              <w:t>Medicina</w:t>
-            </w:r>
-            <w:r>
-              <w:rPr>
-                <w:rFonts w:ascii="Ancizar Sans" w:hAnsi="Ancizar Sans"/>
-              </w:rPr>
-              <w:t>=</w:t>
-            </w:r>
-            <w:r>
-              <w:rPr>
-                <w:rFonts w:ascii="Ancizar Sans" w:hAnsi="Ancizar Sans"/>
-              </w:rPr>
-              <w:t>4</w:t>
-            </w:r>
-          </w:p>
-          <w:p>
-            <w:pPr>
-              <w:jc w:val="both"/>
-              <w:rPr>
-                <w:rFonts w:ascii="Ancizar Sans" w:hAnsi="Ancizar Sans"/>
-              </w:rPr>
-            </w:pPr>
-            <w:r>
-              <w:rPr>
-                <w:rFonts w:ascii="Ancizar Sans" w:hAnsi="Ancizar Sans"/>
-              </w:rPr>
-              <w:t>Ciencias económicas</w:t>
-            </w:r>
-            <w:r>
-              <w:rPr>
-                <w:rFonts w:ascii="Ancizar Sans" w:hAnsi="Ancizar Sans"/>
-              </w:rPr>
-              <w:t>=</w:t>
-            </w:r>
-            <w:r>
-              <w:rPr>
-                <w:rFonts w:ascii="Ancizar Sans" w:hAnsi="Ancizar Sans"/>
-              </w:rPr>
-              <w:t>5</w:t>
-            </w:r>
-          </w:p>
-          <w:p>
-            <w:pPr>
-              <w:jc w:val="both"/>
-              <w:rPr>
-                <w:rFonts w:ascii="Ancizar Sans" w:hAnsi="Ancizar Sans"/>
-              </w:rPr>
-            </w:pPr>
-            <w:r>
-              <w:rPr>
-                <w:rFonts w:ascii="Ancizar Sans" w:hAnsi="Ancizar Sans"/>
-              </w:rPr>
-              <w:t xml:space="preserve">Artes </w:t>
-            </w:r>
-            <w:r>
-              <w:rPr>
-                <w:rFonts w:ascii="Ancizar Sans" w:hAnsi="Ancizar Sans"/>
-              </w:rPr>
-              <w:t>=</w:t>
-            </w:r>
-            <w:r>
-              <w:rPr>
-                <w:rFonts w:ascii="Ancizar Sans" w:hAnsi="Ancizar Sans"/>
-              </w:rPr>
-              <w:t>6</w:t>
-            </w:r>
-          </w:p>
-          <w:p>
-            <w:pPr>
-              <w:jc w:val="both"/>
-              <w:rPr>
-                <w:rFonts w:ascii="Ancizar Sans" w:hAnsi="Ancizar Sans"/>
-              </w:rPr>
-            </w:pPr>
-            <w:r>
-              <w:rPr>
-                <w:rFonts w:ascii="Ancizar Sans" w:hAnsi="Ancizar Sans"/>
-              </w:rPr>
-              <w:t xml:space="preserve">Derecho, ciencias políticas y sociales </w:t>
-            </w:r>
-            <w:r>
-              <w:rPr>
-                <w:rFonts w:ascii="Ancizar Sans" w:hAnsi="Ancizar Sans"/>
-              </w:rPr>
-              <w:t>=</w:t>
-            </w:r>
-            <w:r>
-              <w:rPr>
-                <w:rFonts w:ascii="Ancizar Sans" w:hAnsi="Ancizar Sans"/>
-              </w:rPr>
-              <w:t>7</w:t>
-            </w:r>
-          </w:p>
-          <w:p>
-            <w:pPr>
-              <w:jc w:val="both"/>
-              <w:rPr>
-                <w:rFonts w:ascii="Ancizar Sans" w:hAnsi="Ancizar Sans"/>
-              </w:rPr>
-            </w:pPr>
-            <w:r>
-              <w:rPr>
-                <w:rFonts w:ascii="Ancizar Sans" w:hAnsi="Ancizar Sans"/>
-              </w:rPr>
-              <w:t xml:space="preserve">Medicina veterinaria y de zootecnia </w:t>
-            </w:r>
-            <w:r>
-              <w:rPr>
-                <w:rFonts w:ascii="Ancizar Sans" w:hAnsi="Ancizar Sans"/>
-              </w:rPr>
-              <w:t>=</w:t>
-            </w:r>
-            <w:r>
-              <w:rPr>
-                <w:rFonts w:ascii="Ancizar Sans" w:hAnsi="Ancizar Sans"/>
-              </w:rPr>
-              <w:t>8</w:t>
-            </w:r>
-          </w:p>
-          <w:p>
-            <w:pPr>
-              <w:jc w:val="both"/>
-              <w:rPr>
-                <w:rFonts w:ascii="Ancizar Sans" w:hAnsi="Ancizar Sans"/>
-              </w:rPr>
-            </w:pPr>
-            <w:r>
-              <w:rPr>
-                <w:rFonts w:ascii="Ancizar Sans" w:hAnsi="Ancizar Sans"/>
-              </w:rPr>
-              <w:t>Ciencias agrarias</w:t>
-            </w:r>
-            <w:r>
-              <w:rPr>
-                <w:rFonts w:ascii="Ancizar Sans" w:hAnsi="Ancizar Sans"/>
-              </w:rPr>
-              <w:t>=</w:t>
-            </w:r>
-            <w:r>
-              <w:rPr>
-                <w:rFonts w:ascii="Ancizar Sans" w:hAnsi="Ancizar Sans"/>
-              </w:rPr>
-              <w:t>9</w:t>
-            </w:r>
-          </w:p>
-          <w:p>
-            <w:pPr>
-              <w:jc w:val="both"/>
-              <w:rPr>
-                <w:rFonts w:ascii="Ancizar Sans" w:hAnsi="Ancizar Sans"/>
-              </w:rPr>
-            </w:pPr>
-            <w:r>
-              <w:rPr>
-                <w:rFonts w:ascii="Ancizar Sans" w:hAnsi="Ancizar Sans"/>
-              </w:rPr>
-              <w:t>Enfermería</w:t>
-            </w:r>
-            <w:r>
-              <w:rPr>
-                <w:rFonts w:ascii="Ancizar Sans" w:hAnsi="Ancizar Sans"/>
-              </w:rPr>
-              <w:t>=</w:t>
-            </w:r>
-            <w:r>
-              <w:rPr>
-                <w:rFonts w:ascii="Ancizar Sans" w:hAnsi="Ancizar Sans"/>
-              </w:rPr>
-              <w:t>10</w:t>
-            </w:r>
-          </w:p>
-          <w:p>
-            <w:pPr>
-              <w:jc w:val="both"/>
-              <w:rPr>
-                <w:rFonts w:ascii="Ancizar Sans" w:hAnsi="Ancizar Sans"/>
-              </w:rPr>
-            </w:pPr>
-            <w:r>
-              <w:rPr>
-                <w:rFonts w:ascii="Ancizar Sans" w:hAnsi="Ancizar Sans"/>
-              </w:rPr>
-              <w:t>Odontología</w:t>
-            </w:r>
-            <w:r>
-              <w:rPr>
-                <w:rFonts w:ascii="Ancizar Sans" w:hAnsi="Ancizar Sans"/>
-              </w:rPr>
-              <w:t>=</w:t>
-            </w:r>
-            <w:r>
-              <w:rPr>
-                <w:rFonts w:ascii="Ancizar Sans" w:hAnsi="Ancizar Sans"/>
-              </w:rPr>
-              <w:t>11</w:t>
+              <w:t>Ingeniería =1</w:t>
+            </w:r>
+          </w:p>
+          <w:p>
+            <w:pPr>
+              <w:jc w:val="both"/>
+              <w:rPr>
+                <w:rFonts w:ascii="Ancizar Sans" w:hAnsi="Ancizar Sans"/>
+              </w:rPr>
+            </w:pPr>
+            <w:r>
+              <w:rPr>
+                <w:rFonts w:ascii="Ancizar Sans" w:hAnsi="Ancizar Sans"/>
+              </w:rPr>
+              <w:t>Ciencias humanas=2</w:t>
+            </w:r>
+          </w:p>
+          <w:p>
+            <w:pPr>
+              <w:jc w:val="both"/>
+              <w:rPr>
+                <w:rFonts w:ascii="Ancizar Sans" w:hAnsi="Ancizar Sans"/>
+              </w:rPr>
+            </w:pPr>
+            <w:r>
+              <w:rPr>
+                <w:rFonts w:ascii="Ancizar Sans" w:hAnsi="Ancizar Sans"/>
+              </w:rPr>
+              <w:t>Ciencias=3</w:t>
+            </w:r>
+          </w:p>
+          <w:p>
+            <w:pPr>
+              <w:jc w:val="both"/>
+              <w:rPr>
+                <w:rFonts w:ascii="Ancizar Sans" w:hAnsi="Ancizar Sans"/>
+              </w:rPr>
+            </w:pPr>
+            <w:r>
+              <w:rPr>
+                <w:rFonts w:ascii="Ancizar Sans" w:hAnsi="Ancizar Sans"/>
+              </w:rPr>
+              <w:t>Medicina=4</w:t>
+            </w:r>
+          </w:p>
+          <w:p>
+            <w:pPr>
+              <w:jc w:val="both"/>
+              <w:rPr>
+                <w:rFonts w:ascii="Ancizar Sans" w:hAnsi="Ancizar Sans"/>
+              </w:rPr>
+            </w:pPr>
+            <w:r>
+              <w:rPr>
+                <w:rFonts w:ascii="Ancizar Sans" w:hAnsi="Ancizar Sans"/>
+              </w:rPr>
+              <w:t>Ciencias económicas=5</w:t>
+            </w:r>
+          </w:p>
+          <w:p>
+            <w:pPr>
+              <w:jc w:val="both"/>
+              <w:rPr>
+                <w:rFonts w:ascii="Ancizar Sans" w:hAnsi="Ancizar Sans"/>
+              </w:rPr>
+            </w:pPr>
+            <w:r>
+              <w:rPr>
+                <w:rFonts w:ascii="Ancizar Sans" w:hAnsi="Ancizar Sans"/>
+              </w:rPr>
+              <w:t>Artes =6</w:t>
+            </w:r>
+          </w:p>
+          <w:p>
+            <w:pPr>
+              <w:jc w:val="both"/>
+              <w:rPr>
+                <w:rFonts w:ascii="Ancizar Sans" w:hAnsi="Ancizar Sans"/>
+              </w:rPr>
+            </w:pPr>
+            <w:r>
+              <w:rPr>
+                <w:rFonts w:ascii="Ancizar Sans" w:hAnsi="Ancizar Sans"/>
+              </w:rPr>
+              <w:t>Derecho, ciencias políticas y sociales =7</w:t>
+            </w:r>
+          </w:p>
+          <w:p>
+            <w:pPr>
+              <w:jc w:val="both"/>
+              <w:rPr>
+                <w:rFonts w:ascii="Ancizar Sans" w:hAnsi="Ancizar Sans"/>
+              </w:rPr>
+            </w:pPr>
+            <w:r>
+              <w:rPr>
+                <w:rFonts w:ascii="Ancizar Sans" w:hAnsi="Ancizar Sans"/>
+              </w:rPr>
+              <w:t>Medicina veterinaria y de zootecnia =8</w:t>
+            </w:r>
+          </w:p>
+          <w:p>
+            <w:pPr>
+              <w:jc w:val="both"/>
+              <w:rPr>
+                <w:rFonts w:ascii="Ancizar Sans" w:hAnsi="Ancizar Sans"/>
+              </w:rPr>
+            </w:pPr>
+            <w:r>
+              <w:rPr>
+                <w:rFonts w:ascii="Ancizar Sans" w:hAnsi="Ancizar Sans"/>
+              </w:rPr>
+              <w:t>Ciencias agrarias=9</w:t>
+            </w:r>
+          </w:p>
+          <w:p>
+            <w:pPr>
+              <w:jc w:val="both"/>
+              <w:rPr>
+                <w:rFonts w:ascii="Ancizar Sans" w:hAnsi="Ancizar Sans"/>
+              </w:rPr>
+            </w:pPr>
+            <w:r>
+              <w:rPr>
+                <w:rFonts w:ascii="Ancizar Sans" w:hAnsi="Ancizar Sans"/>
+              </w:rPr>
+              <w:t>Enfermería=10</w:t>
+            </w:r>
+          </w:p>
+          <w:p>
+            <w:pPr>
+              <w:jc w:val="both"/>
+              <w:rPr>
+                <w:rFonts w:ascii="Ancizar Sans" w:hAnsi="Ancizar Sans"/>
+              </w:rPr>
+            </w:pPr>
+            <w:r>
+              <w:rPr>
+                <w:rFonts w:ascii="Ancizar Sans" w:hAnsi="Ancizar Sans"/>
+              </w:rPr>
+              <w:t>Odontología=11</w:t>
             </w:r>
           </w:p>
           <w:p>
@@ -3281,143 +3157,77 @@
               <w:rPr>
                 <w:rFonts w:ascii="Ancizar Sans" w:hAnsi="Ancizar Sans"/>
               </w:rPr>
-              <w:t>P</w:t>
-            </w:r>
-            <w:r>
-              <w:rPr>
-                <w:rFonts w:ascii="Ancizar Sans" w:hAnsi="Ancizar Sans"/>
-              </w:rPr>
-              <w:t>rimaria</w:t>
-            </w:r>
-            <w:r>
-              <w:rPr>
-                <w:rFonts w:ascii="Ancizar Sans" w:hAnsi="Ancizar Sans"/>
-              </w:rPr>
-              <w:t>=</w:t>
-            </w:r>
-            <w:r>
-              <w:rPr>
-                <w:rFonts w:ascii="Ancizar Sans" w:hAnsi="Ancizar Sans"/>
-              </w:rPr>
-              <w:t>2</w:t>
-            </w:r>
-          </w:p>
-          <w:p>
-            <w:pPr>
-              <w:jc w:val="both"/>
-              <w:rPr>
-                <w:rFonts w:ascii="Ancizar Sans" w:hAnsi="Ancizar Sans"/>
-              </w:rPr>
-            </w:pPr>
-            <w:r>
-              <w:rPr>
-                <w:rFonts w:ascii="Ancizar Sans" w:hAnsi="Ancizar Sans"/>
-              </w:rPr>
-              <w:t>Bachiller</w:t>
-            </w:r>
-            <w:r>
-              <w:rPr>
-                <w:rFonts w:ascii="Ancizar Sans" w:hAnsi="Ancizar Sans"/>
-              </w:rPr>
-              <w:t>=</w:t>
-            </w:r>
-            <w:r>
-              <w:rPr>
-                <w:rFonts w:ascii="Ancizar Sans" w:hAnsi="Ancizar Sans"/>
-              </w:rPr>
-              <w:t>3</w:t>
-            </w:r>
-          </w:p>
-          <w:p>
-            <w:pPr>
-              <w:jc w:val="both"/>
-              <w:rPr>
-                <w:rFonts w:ascii="Ancizar Sans" w:hAnsi="Ancizar Sans"/>
-              </w:rPr>
-            </w:pPr>
-            <w:r>
-              <w:rPr>
-                <w:rFonts w:ascii="Ancizar Sans" w:hAnsi="Ancizar Sans"/>
-              </w:rPr>
-              <w:t>Educación técnica y tecnológica</w:t>
-            </w:r>
-            <w:r>
-              <w:rPr>
-                <w:rFonts w:ascii="Ancizar Sans" w:hAnsi="Ancizar Sans"/>
-              </w:rPr>
-              <w:t>= 4</w:t>
-            </w:r>
-          </w:p>
-          <w:p>
-            <w:pPr>
-              <w:jc w:val="both"/>
-              <w:rPr>
-                <w:rFonts w:ascii="Ancizar Sans" w:hAnsi="Ancizar Sans"/>
-              </w:rPr>
-            </w:pPr>
-            <w:r>
-              <w:rPr>
-                <w:rFonts w:ascii="Ancizar Sans" w:hAnsi="Ancizar Sans"/>
-              </w:rPr>
-              <w:t>Universitaria</w:t>
-            </w:r>
-            <w:r>
-              <w:rPr>
-                <w:rFonts w:ascii="Ancizar Sans" w:hAnsi="Ancizar Sans"/>
-              </w:rPr>
-              <w:t>=</w:t>
-            </w:r>
-            <w:r>
-              <w:rPr>
-                <w:rFonts w:ascii="Ancizar Sans" w:hAnsi="Ancizar Sans"/>
-              </w:rPr>
-              <w:t>5</w:t>
-            </w:r>
-          </w:p>
-          <w:p>
-            <w:pPr>
-              <w:jc w:val="both"/>
-              <w:rPr>
-                <w:rFonts w:ascii="Ancizar Sans" w:hAnsi="Ancizar Sans"/>
-              </w:rPr>
-            </w:pPr>
-            <w:r>
-              <w:rPr>
-                <w:rFonts w:ascii="Ancizar Sans" w:hAnsi="Ancizar Sans"/>
-              </w:rPr>
-              <w:t>Postgrado</w:t>
-            </w:r>
-            <w:r>
-              <w:rPr>
-                <w:rFonts w:ascii="Ancizar Sans" w:hAnsi="Ancizar Sans"/>
-              </w:rPr>
-              <w:t>=6</w:t>
-            </w:r>
-          </w:p>
-          <w:p>
-            <w:pPr>
-              <w:jc w:val="both"/>
-              <w:rPr>
-                <w:rFonts w:ascii="Ancizar Sans" w:hAnsi="Ancizar Sans"/>
-              </w:rPr>
-            </w:pPr>
-            <w:r>
-              <w:rPr>
-                <w:rFonts w:ascii="Ancizar Sans" w:hAnsi="Ancizar Sans"/>
-              </w:rPr>
-              <w:t xml:space="preserve">No responde/No informa </w:t>
-            </w:r>
-            <w:r>
-              <w:rPr>
-                <w:rFonts w:ascii="Ancizar Sans" w:hAnsi="Ancizar Sans"/>
-              </w:rPr>
-              <w:t>=</w:t>
-            </w:r>
-            <w:r>
-              <w:rPr>
-                <w:rFonts w:ascii="Ancizar Sans" w:hAnsi="Ancizar Sans"/>
-              </w:rPr>
-              <w:t>999</w:t>
+              <w:t>Primaria=2</w:t>
+            </w:r>
+          </w:p>
+          <w:p>
+            <w:pPr>
+              <w:jc w:val="both"/>
+              <w:rPr>
+                <w:rFonts w:ascii="Ancizar Sans" w:hAnsi="Ancizar Sans"/>
+              </w:rPr>
+            </w:pPr>
+            <w:r>
+              <w:rPr>
+                <w:rFonts w:ascii="Ancizar Sans" w:hAnsi="Ancizar Sans"/>
+              </w:rPr>
+              <w:t>Bachiller=3</w:t>
+            </w:r>
+          </w:p>
+          <w:p>
+            <w:pPr>
+              <w:jc w:val="both"/>
+              <w:rPr>
+                <w:rFonts w:ascii="Ancizar Sans" w:hAnsi="Ancizar Sans"/>
+              </w:rPr>
+            </w:pPr>
+            <w:r>
+              <w:rPr>
+                <w:rFonts w:ascii="Ancizar Sans" w:hAnsi="Ancizar Sans"/>
+              </w:rPr>
+              <w:t>Educación técnica y tecnológica= 4</w:t>
+            </w:r>
+          </w:p>
+          <w:p>
+            <w:pPr>
+              <w:jc w:val="both"/>
+              <w:rPr>
+                <w:rFonts w:ascii="Ancizar Sans" w:hAnsi="Ancizar Sans"/>
+              </w:rPr>
+            </w:pPr>
+            <w:r>
+              <w:rPr>
+                <w:rFonts w:ascii="Ancizar Sans" w:hAnsi="Ancizar Sans"/>
+              </w:rPr>
+              <w:t>Universitaria=5</w:t>
+            </w:r>
+          </w:p>
+          <w:p>
+            <w:pPr>
+              <w:jc w:val="both"/>
+              <w:rPr>
+                <w:rFonts w:ascii="Ancizar Sans" w:hAnsi="Ancizar Sans"/>
+              </w:rPr>
+            </w:pPr>
+            <w:r>
+              <w:rPr>
+                <w:rFonts w:ascii="Ancizar Sans" w:hAnsi="Ancizar Sans"/>
+              </w:rPr>
+              <w:t>Postgrado=6</w:t>
+            </w:r>
+          </w:p>
+          <w:p>
+            <w:pPr>
+              <w:jc w:val="both"/>
+              <w:rPr>
+                <w:rFonts w:ascii="Ancizar Sans" w:hAnsi="Ancizar Sans"/>
+              </w:rPr>
+            </w:pPr>
+            <w:r>
+              <w:rPr>
+                <w:rFonts w:ascii="Ancizar Sans" w:hAnsi="Ancizar Sans"/>
+              </w:rPr>
+              <w:t>No responde/No informa =999</w:t>
             </w:r>
           </w:p>
         </w:tc>
@@ -3663,19 +3473,7 @@
               <w:rPr>
                 <w:rFonts w:ascii="Ancizar Sans" w:hAnsi="Ancizar Sans"/>
               </w:rPr>
-              <w:t>Razones de salud</w:t>
-            </w:r>
-            <w:r>
-              <w:rPr>
-                <w:rFonts w:ascii="Ancizar Sans" w:hAnsi="Ancizar Sans"/>
-              </w:rPr>
-              <w:t>=</w:t>
-            </w:r>
-            <w:r>
-              <w:rPr>
-                <w:rFonts w:ascii="Ancizar Sans" w:hAnsi="Ancizar Sans"/>
-              </w:rPr>
-              <w:t>1</w:t>
+              <w:t>Razones de salud=1</w:t>
             </w:r>
           </w:p>
           <w:p>
@@ -3808,13 +3606,7 @@
               <w:rPr>
                 <w:rFonts w:ascii="Ancizar Sans" w:hAnsi="Ancizar Sans"/>
               </w:rPr>
-              <w:t xml:space="preserve">Respuesta dicotómica para la pregunta de si la persona </w:t>
-            </w:r>
-            <w:r>
-              <w:rPr>
-                <w:rFonts w:ascii="Ancizar Sans" w:hAnsi="Ancizar Sans"/>
-              </w:rPr>
-              <w:t>conoce sobre el café de especialidad</w:t>
+              <w:t>Respuesta dicotómica para la pregunta de si la persona conoce sobre el café de especialidad</w:t>
             </w:r>
           </w:p>
         </w:tc>
@@ -3944,13 +3736,7 @@
               <w:rPr>
                 <w:rFonts w:ascii="Ancizar Sans" w:hAnsi="Ancizar Sans"/>
               </w:rPr>
-              <w:t xml:space="preserve">Respuesta dicotómica para la pregunta de si la persona </w:t>
-            </w:r>
-            <w:r>
-              <w:rPr>
-                <w:rFonts w:ascii="Ancizar Sans" w:hAnsi="Ancizar Sans"/>
-              </w:rPr>
-              <w:t>considera importante que Colombia sea reconocida por el café</w:t>
+              <w:t>Respuesta dicotómica para la pregunta de si la persona considera importante que Colombia sea reconocida por el café</w:t>
             </w:r>
           </w:p>
         </w:tc>
@@ -4080,13 +3866,7 @@
               <w:rPr>
                 <w:rFonts w:ascii="Ancizar Sans" w:hAnsi="Ancizar Sans"/>
               </w:rPr>
-              <w:t>Respuesta dicotómica para la pregunta de si la persona considera</w:t>
-            </w:r>
-            <w:r>
-              <w:rPr>
-                <w:rFonts w:ascii="Ancizar Sans" w:hAnsi="Ancizar Sans"/>
-              </w:rPr>
-              <w:t xml:space="preserve"> se siente identificada con la palabra cafetero/a por ser colombiano/a</w:t>
+              <w:t>Respuesta dicotómica para la pregunta de si la persona considera se siente identificada con la palabra cafetero/a por ser colombiano/a</w:t>
             </w:r>
           </w:p>
         </w:tc>
@@ -4235,31 +4015,7 @@
               <w:rPr>
                 <w:rFonts w:ascii="Ancizar Sans" w:hAnsi="Ancizar Sans"/>
               </w:rPr>
-              <w:t xml:space="preserve">Numero entero entre </w:t>
-            </w:r>
-            <w:r>
-              <w:rPr>
-                <w:rFonts w:ascii="Ancizar Sans" w:hAnsi="Ancizar Sans"/>
-              </w:rPr>
-              <w:t>0</w:t>
-            </w:r>
-            <w:r>
-              <w:rPr>
-                <w:rFonts w:ascii="Ancizar Sans" w:hAnsi="Ancizar Sans"/>
-              </w:rPr>
-              <w:t xml:space="preserve"> a </w:t>
-            </w:r>
-            <w:r>
-              <w:rPr>
-                <w:rFonts w:ascii="Ancizar Sans" w:hAnsi="Ancizar Sans"/>
-              </w:rPr>
-              <w:t>32</w:t>
-            </w:r>
-            <w:r>
-              <w:rPr>
-                <w:rFonts w:ascii="Ancizar Sans" w:hAnsi="Ancizar Sans"/>
-              </w:rPr>
-              <w:t>.</w:t>
+              <w:t>Numero entero entre 0 a 32.</w:t>
             </w:r>
           </w:p>
           <w:p>
@@ -4370,31 +4126,7 @@
               <w:rPr>
                 <w:rFonts w:ascii="Ancizar Sans" w:hAnsi="Ancizar Sans"/>
               </w:rPr>
-              <w:t xml:space="preserve">Agrupación según número de </w:t>
-            </w:r>
-            <w:r>
-              <w:rPr>
-                <w:rFonts w:ascii="Ancizar Sans" w:hAnsi="Ancizar Sans"/>
-              </w:rPr>
-              <w:t>tazas de café consum</w:t>
-            </w:r>
-            <w:r>
-              <w:rPr>
-                <w:rFonts w:ascii="Ancizar Sans" w:hAnsi="Ancizar Sans"/>
-              </w:rPr>
-              <w:t xml:space="preserve">ida habitualmente (Solo sí </w:t>
-            </w:r>
-            <w:r>
-              <w:rPr>
-                <w:rFonts w:ascii="Ancizar Sans" w:hAnsi="Ancizar Sans"/>
-              </w:rPr>
-              <w:t>TOM_CAF</w:t>
-            </w:r>
-            <w:r>
-              <w:rPr>
-                <w:rFonts w:ascii="Ancizar Sans" w:hAnsi="Ancizar Sans"/>
-              </w:rPr>
-              <w:t xml:space="preserve"> =1)</w:t>
+              <w:t>Agrupación según número de tazas de café consumida habitualmente (Solo sí TOM_CAF =1)</w:t>
             </w:r>
           </w:p>
         </w:tc>
@@ -4413,149 +4145,77 @@
               <w:rPr>
                 <w:rFonts w:ascii="Ancizar Sans" w:hAnsi="Ancizar Sans"/>
               </w:rPr>
-              <w:t>Una a la semana o menos</w:t>
-            </w:r>
-            <w:r>
-              <w:rPr>
-                <w:rFonts w:ascii="Ancizar Sans" w:hAnsi="Ancizar Sans"/>
-              </w:rPr>
-              <w:t>=</w:t>
-            </w:r>
-            <w:r>
-              <w:rPr>
-                <w:rFonts w:ascii="Ancizar Sans" w:hAnsi="Ancizar Sans"/>
-              </w:rPr>
-              <w:t>1</w:t>
-            </w:r>
-          </w:p>
-          <w:p>
-            <w:pPr>
-              <w:jc w:val="both"/>
-              <w:rPr>
-                <w:rFonts w:ascii="Ancizar Sans" w:hAnsi="Ancizar Sans"/>
-              </w:rPr>
-            </w:pPr>
-            <w:r>
-              <w:rPr>
-                <w:rFonts w:ascii="Ancizar Sans" w:hAnsi="Ancizar Sans"/>
-              </w:rPr>
-              <w:t>Entre 2 y 4 a la semana</w:t>
-            </w:r>
-            <w:r>
-              <w:rPr>
-                <w:rFonts w:ascii="Ancizar Sans" w:hAnsi="Ancizar Sans"/>
-              </w:rPr>
-              <w:t>=</w:t>
-            </w:r>
-            <w:r>
-              <w:rPr>
-                <w:rFonts w:ascii="Ancizar Sans" w:hAnsi="Ancizar Sans"/>
-              </w:rPr>
-              <w:t>2</w:t>
-            </w:r>
-          </w:p>
-          <w:p>
-            <w:pPr>
-              <w:jc w:val="both"/>
-              <w:rPr>
-                <w:rFonts w:ascii="Ancizar Sans" w:hAnsi="Ancizar Sans"/>
-              </w:rPr>
-            </w:pPr>
-            <w:r>
-              <w:rPr>
-                <w:rFonts w:ascii="Ancizar Sans" w:hAnsi="Ancizar Sans"/>
-              </w:rPr>
-              <w:t>Una taza al día</w:t>
-            </w:r>
-            <w:r>
-              <w:rPr>
-                <w:rFonts w:ascii="Ancizar Sans" w:hAnsi="Ancizar Sans"/>
-              </w:rPr>
-              <w:t>=</w:t>
-            </w:r>
-            <w:r>
-              <w:rPr>
-                <w:rFonts w:ascii="Ancizar Sans" w:hAnsi="Ancizar Sans"/>
-              </w:rPr>
-              <w:t>3</w:t>
-            </w:r>
-          </w:p>
-          <w:p>
-            <w:pPr>
-              <w:jc w:val="both"/>
-              <w:rPr>
-                <w:rFonts w:ascii="Ancizar Sans" w:hAnsi="Ancizar Sans"/>
-              </w:rPr>
-            </w:pPr>
-            <w:r>
-              <w:rPr>
-                <w:rFonts w:ascii="Ancizar Sans" w:hAnsi="Ancizar Sans"/>
-              </w:rPr>
-              <w:t xml:space="preserve">2 tazas diarias </w:t>
-            </w:r>
-            <w:r>
-              <w:rPr>
-                <w:rFonts w:ascii="Ancizar Sans" w:hAnsi="Ancizar Sans"/>
-              </w:rPr>
-              <w:t>=</w:t>
-            </w:r>
-            <w:r>
-              <w:rPr>
-                <w:rFonts w:ascii="Ancizar Sans" w:hAnsi="Ancizar Sans"/>
-              </w:rPr>
-              <w:t>4</w:t>
-            </w:r>
-          </w:p>
-          <w:p>
-            <w:pPr>
-              <w:jc w:val="both"/>
-              <w:rPr>
-                <w:rFonts w:ascii="Ancizar Sans" w:hAnsi="Ancizar Sans"/>
-              </w:rPr>
-            </w:pPr>
-            <w:r>
-              <w:rPr>
-                <w:rFonts w:ascii="Ancizar Sans" w:hAnsi="Ancizar Sans"/>
-              </w:rPr>
-              <w:t>3 tazas diarias</w:t>
-            </w:r>
-            <w:r>
-              <w:rPr>
-                <w:rFonts w:ascii="Ancizar Sans" w:hAnsi="Ancizar Sans"/>
-              </w:rPr>
-              <w:t>=</w:t>
-            </w:r>
-            <w:r>
-              <w:rPr>
-                <w:rFonts w:ascii="Ancizar Sans" w:hAnsi="Ancizar Sans"/>
-              </w:rPr>
-              <w:t>5</w:t>
-            </w:r>
-          </w:p>
-          <w:p>
-            <w:pPr>
-              <w:jc w:val="both"/>
-              <w:rPr>
-                <w:rFonts w:ascii="Ancizar Sans" w:hAnsi="Ancizar Sans"/>
-              </w:rPr>
-            </w:pPr>
-            <w:r>
-              <w:rPr>
-                <w:rFonts w:ascii="Ancizar Sans" w:hAnsi="Ancizar Sans"/>
-              </w:rPr>
-              <w:t>Más de 3 diarias</w:t>
-            </w:r>
-            <w:r>
-              <w:rPr>
-                <w:rFonts w:ascii="Ancizar Sans" w:hAnsi="Ancizar Sans"/>
-              </w:rPr>
-              <w:t>=</w:t>
-            </w:r>
-            <w:r>
-              <w:rPr>
-                <w:rFonts w:ascii="Ancizar Sans" w:hAnsi="Ancizar Sans"/>
-              </w:rPr>
-              <w:t>6</w:t>
+              <w:t>Una a la semana o menos=1</w:t>
+            </w:r>
+          </w:p>
+          <w:p>
+            <w:pPr>
+              <w:jc w:val="both"/>
+              <w:rPr>
+                <w:rFonts w:ascii="Ancizar Sans" w:hAnsi="Ancizar Sans"/>
+              </w:rPr>
+            </w:pPr>
+            <w:r>
+              <w:rPr>
+                <w:rFonts w:ascii="Ancizar Sans" w:hAnsi="Ancizar Sans"/>
+              </w:rPr>
+              <w:t>Entre 2 y 4 a la semana=2</w:t>
+            </w:r>
+          </w:p>
+          <w:p>
+            <w:pPr>
+              <w:jc w:val="both"/>
+              <w:rPr>
+                <w:rFonts w:ascii="Ancizar Sans" w:hAnsi="Ancizar Sans"/>
+              </w:rPr>
+            </w:pPr>
+            <w:r>
+              <w:rPr>
+                <w:rFonts w:ascii="Ancizar Sans" w:hAnsi="Ancizar Sans"/>
+              </w:rPr>
+              <w:t>Una taza al día=3</w:t>
+            </w:r>
+          </w:p>
+          <w:p>
+            <w:pPr>
+              <w:jc w:val="both"/>
+              <w:rPr>
+                <w:rFonts w:ascii="Ancizar Sans" w:hAnsi="Ancizar Sans"/>
+              </w:rPr>
+            </w:pPr>
+            <w:r>
+              <w:rPr>
+                <w:rFonts w:ascii="Ancizar Sans" w:hAnsi="Ancizar Sans"/>
+              </w:rPr>
+              <w:t>2 tazas diarias =4</w:t>
+            </w:r>
+          </w:p>
+          <w:p>
+            <w:pPr>
+              <w:jc w:val="both"/>
+              <w:rPr>
+                <w:rFonts w:ascii="Ancizar Sans" w:hAnsi="Ancizar Sans"/>
+              </w:rPr>
+            </w:pPr>
+            <w:r>
+              <w:rPr>
+                <w:rFonts w:ascii="Ancizar Sans" w:hAnsi="Ancizar Sans"/>
+              </w:rPr>
+              <w:t>3 tazas diarias=5</w:t>
+            </w:r>
+          </w:p>
+          <w:p>
+            <w:pPr>
+              <w:jc w:val="both"/>
+              <w:rPr>
+                <w:rFonts w:ascii="Ancizar Sans" w:hAnsi="Ancizar Sans"/>
+              </w:rPr>
+            </w:pPr>
+            <w:r>
+              <w:rPr>
+                <w:rFonts w:ascii="Ancizar Sans" w:hAnsi="Ancizar Sans"/>
+              </w:rPr>
+              <w:t>Más de 3 diarias=6</w:t>
             </w:r>
           </w:p>
         </w:tc>
@@ -4652,13 +4312,7 @@
               <w:rPr>
                 <w:rFonts w:ascii="Ancizar Sans" w:hAnsi="Ancizar Sans"/>
               </w:rPr>
-              <w:t xml:space="preserve">Respuesta dicotómica para la pregunta de si la persona </w:t>
-            </w:r>
-            <w:r>
-              <w:rPr>
-                <w:rFonts w:ascii="Ancizar Sans" w:hAnsi="Ancizar Sans"/>
-              </w:rPr>
-              <w:t>prepara café en su casa usualmente</w:t>
+              <w:t>Respuesta dicotómica para la pregunta de si la persona prepara café en su casa usualmente</w:t>
             </w:r>
           </w:p>
           <w:p>
@@ -4783,13 +4437,7 @@
               <w:rPr>
                 <w:rFonts w:ascii="Ancizar Sans" w:hAnsi="Ancizar Sans"/>
               </w:rPr>
-              <w:t>PER_CAF_</w:t>
-            </w:r>
-            <w:r>
-              <w:rPr>
-                <w:rFonts w:ascii="Ancizar Sans" w:hAnsi="Ancizar Sans"/>
-              </w:rPr>
-              <w:t>3</w:t>
+              <w:t>PER_CAF_3</w:t>
             </w:r>
           </w:p>
         </w:tc>
@@ -4808,57 +4456,21 @@
               <w:rPr>
                 <w:rFonts w:ascii="Ancizar Sans" w:hAnsi="Ancizar Sans"/>
               </w:rPr>
-              <w:t xml:space="preserve">Lugar/espacio de </w:t>
-            </w:r>
-            <w:r>
-              <w:rPr>
-                <w:rFonts w:ascii="Ancizar Sans" w:hAnsi="Ancizar Sans"/>
-              </w:rPr>
-              <w:t xml:space="preserve">compra usualmente </w:t>
-            </w:r>
-            <w:r>
-              <w:rPr>
-                <w:rFonts w:ascii="Ancizar Sans" w:hAnsi="Ancizar Sans"/>
-              </w:rPr>
-              <w:t xml:space="preserve">de </w:t>
-            </w:r>
-            <w:r>
-              <w:rPr>
-                <w:rFonts w:ascii="Ancizar Sans" w:hAnsi="Ancizar Sans"/>
-              </w:rPr>
-              <w:t>café para preparar en casa</w:t>
-            </w:r>
-          </w:p>
-          <w:p>
-            <w:pPr>
-              <w:jc w:val="both"/>
-              <w:rPr>
-                <w:rFonts w:ascii="Ancizar Sans" w:hAnsi="Ancizar Sans"/>
-              </w:rPr>
-            </w:pPr>
-            <w:r>
-              <w:rPr>
-                <w:rFonts w:ascii="Ancizar Sans" w:hAnsi="Ancizar Sans"/>
-              </w:rPr>
-              <w:t>(</w:t>
-            </w:r>
-            <w:r>
-              <w:rPr>
-                <w:rFonts w:ascii="Ancizar Sans" w:hAnsi="Ancizar Sans"/>
-              </w:rPr>
-              <w:t>Solo sí PER_CAF_2</w:t>
-            </w:r>
-            <w:r>
-              <w:rPr>
-                <w:rFonts w:ascii="Ancizar Sans" w:hAnsi="Ancizar Sans"/>
-              </w:rPr>
-              <w:t>=1</w:t>
-            </w:r>
-            <w:r>
-              <w:rPr>
-                <w:rFonts w:ascii="Ancizar Sans" w:hAnsi="Ancizar Sans"/>
-              </w:rPr>
-              <w:t>)</w:t>
+              <w:t>Lugar/espacio de compra usualmente de café para preparar en casa</w:t>
+            </w:r>
+          </w:p>
+          <w:p>
+            <w:pPr>
+              <w:jc w:val="both"/>
+              <w:rPr>
+                <w:rFonts w:ascii="Ancizar Sans" w:hAnsi="Ancizar Sans"/>
+              </w:rPr>
+            </w:pPr>
+            <w:r>
+              <w:rPr>
+                <w:rFonts w:ascii="Ancizar Sans" w:hAnsi="Ancizar Sans"/>
+              </w:rPr>
+              <w:t>(Solo sí PER_CAF_2=1)</w:t>
             </w:r>
           </w:p>
         </w:tc>
@@ -4877,97 +4489,49 @@
               <w:rPr>
                 <w:rFonts w:ascii="Ancizar Sans" w:hAnsi="Ancizar Sans"/>
               </w:rPr>
-              <w:t xml:space="preserve">Tienda de barrio/supermercado de cadena </w:t>
-            </w:r>
-            <w:r>
-              <w:rPr>
-                <w:rFonts w:ascii="Ancizar Sans" w:hAnsi="Ancizar Sans"/>
-              </w:rPr>
-              <w:t>=</w:t>
-            </w:r>
-            <w:r>
-              <w:rPr>
-                <w:rFonts w:ascii="Ancizar Sans" w:hAnsi="Ancizar Sans"/>
-              </w:rPr>
-              <w:t>1</w:t>
-            </w:r>
-          </w:p>
-          <w:p>
-            <w:pPr>
-              <w:jc w:val="both"/>
-              <w:rPr>
-                <w:rFonts w:ascii="Ancizar Sans" w:hAnsi="Ancizar Sans"/>
-              </w:rPr>
-            </w:pPr>
-            <w:r>
-              <w:rPr>
-                <w:rFonts w:ascii="Ancizar Sans" w:hAnsi="Ancizar Sans"/>
-              </w:rPr>
-              <w:t xml:space="preserve">Tiendas de especialidad </w:t>
-            </w:r>
-            <w:r>
-              <w:rPr>
-                <w:rFonts w:ascii="Ancizar Sans" w:hAnsi="Ancizar Sans"/>
-              </w:rPr>
-              <w:t>=</w:t>
-            </w:r>
-            <w:r>
-              <w:rPr>
-                <w:rFonts w:ascii="Ancizar Sans" w:hAnsi="Ancizar Sans"/>
-              </w:rPr>
-              <w:t>2</w:t>
-            </w:r>
-          </w:p>
-          <w:p>
-            <w:pPr>
-              <w:jc w:val="both"/>
-              <w:rPr>
-                <w:rFonts w:ascii="Ancizar Sans" w:hAnsi="Ancizar Sans"/>
-              </w:rPr>
-            </w:pPr>
-            <w:r>
-              <w:rPr>
-                <w:rFonts w:ascii="Ancizar Sans" w:hAnsi="Ancizar Sans"/>
-              </w:rPr>
-              <w:t>Marcas por redes sociales</w:t>
-            </w:r>
-            <w:r>
-              <w:rPr>
-                <w:rFonts w:ascii="Ancizar Sans" w:hAnsi="Ancizar Sans"/>
-              </w:rPr>
-              <w:t>=</w:t>
-            </w:r>
-            <w:r>
-              <w:rPr>
-                <w:rFonts w:ascii="Ancizar Sans" w:hAnsi="Ancizar Sans"/>
-              </w:rPr>
-              <w:t>3</w:t>
-            </w:r>
-          </w:p>
-          <w:p>
-            <w:pPr>
-              <w:jc w:val="both"/>
-              <w:rPr>
-                <w:rFonts w:ascii="Ancizar Sans" w:hAnsi="Ancizar Sans"/>
-              </w:rPr>
-            </w:pPr>
-            <w:r>
-              <w:rPr>
-                <w:rFonts w:ascii="Ancizar Sans" w:hAnsi="Ancizar Sans"/>
-              </w:rPr>
-              <w:t xml:space="preserve">Directamente a caficultor </w:t>
-            </w:r>
-            <w:r>
-              <w:rPr>
-                <w:rFonts w:ascii="Ancizar Sans" w:hAnsi="Ancizar Sans"/>
-              </w:rPr>
-              <w:t>=</w:t>
-            </w:r>
-            <w:r>
-              <w:rPr>
-                <w:rFonts w:ascii="Ancizar Sans" w:hAnsi="Ancizar Sans"/>
-              </w:rPr>
-              <w:t>4</w:t>
+              <w:t>Tienda de barrio/supermercado de cadena =1</w:t>
+            </w:r>
+          </w:p>
+          <w:p>
+            <w:pPr>
+              <w:jc w:val="both"/>
+              <w:rPr>
+                <w:rFonts w:ascii="Ancizar Sans" w:hAnsi="Ancizar Sans"/>
+              </w:rPr>
+            </w:pPr>
+            <w:r>
+              <w:rPr>
+                <w:rFonts w:ascii="Ancizar Sans" w:hAnsi="Ancizar Sans"/>
+              </w:rPr>
+              <w:t>Tiendas de especialidad =2</w:t>
+            </w:r>
+          </w:p>
+          <w:p>
+            <w:pPr>
+              <w:jc w:val="both"/>
+              <w:rPr>
+                <w:rFonts w:ascii="Ancizar Sans" w:hAnsi="Ancizar Sans"/>
+              </w:rPr>
+            </w:pPr>
+            <w:r>
+              <w:rPr>
+                <w:rFonts w:ascii="Ancizar Sans" w:hAnsi="Ancizar Sans"/>
+              </w:rPr>
+              <w:t>Marcas por redes sociales=3</w:t>
+            </w:r>
+          </w:p>
+          <w:p>
+            <w:pPr>
+              <w:jc w:val="both"/>
+              <w:rPr>
+                <w:rFonts w:ascii="Ancizar Sans" w:hAnsi="Ancizar Sans"/>
+              </w:rPr>
+            </w:pPr>
+            <w:r>
+              <w:rPr>
+                <w:rFonts w:ascii="Ancizar Sans" w:hAnsi="Ancizar Sans"/>
+              </w:rPr>
+              <w:t>Directamente a caficultor =4</w:t>
             </w:r>
           </w:p>
         </w:tc>
@@ -5045,13 +4609,7 @@
               <w:rPr>
                 <w:rFonts w:ascii="Ancizar Sans" w:hAnsi="Ancizar Sans"/>
               </w:rPr>
-              <w:t>PER_CAF_</w:t>
-            </w:r>
-            <w:r>
-              <w:rPr>
-                <w:rFonts w:ascii="Ancizar Sans" w:hAnsi="Ancizar Sans"/>
-              </w:rPr>
-              <w:t>4</w:t>
+              <w:t>PER_CAF_4</w:t>
             </w:r>
           </w:p>
           <w:p>
@@ -5111,19 +4669,7 @@
               <w:rPr>
                 <w:rFonts w:ascii="Ancizar Sans" w:hAnsi="Ancizar Sans"/>
               </w:rPr>
-              <w:t xml:space="preserve">Molido </w:t>
-            </w:r>
-            <w:r>
-              <w:rPr>
-                <w:rFonts w:ascii="Ancizar Sans" w:hAnsi="Ancizar Sans"/>
-              </w:rPr>
-              <w:t>=</w:t>
-            </w:r>
-            <w:r>
-              <w:rPr>
-                <w:rFonts w:ascii="Ancizar Sans" w:hAnsi="Ancizar Sans"/>
-              </w:rPr>
-              <w:t>1</w:t>
+              <w:t>Molido =1</w:t>
             </w:r>
           </w:p>
           <w:p>
@@ -5579,19 +5125,7 @@
               <w:rPr>
                 <w:rFonts w:ascii="Ancizar Sans" w:hAnsi="Ancizar Sans"/>
               </w:rPr>
-              <w:t xml:space="preserve">Entre 2001 y 3000 </w:t>
-            </w:r>
-            <w:r>
-              <w:rPr>
-                <w:rFonts w:ascii="Ancizar Sans" w:hAnsi="Ancizar Sans"/>
-              </w:rPr>
-              <w:t>pesos =</w:t>
-            </w:r>
-            <w:r>
-              <w:rPr>
-                <w:rFonts w:ascii="Ancizar Sans" w:hAnsi="Ancizar Sans"/>
-              </w:rPr>
-              <w:t>3</w:t>
+              <w:t>Entre 2001 y 3000 pesos =3</w:t>
             </w:r>
           </w:p>
           <w:p>
@@ -6424,25 +5958,13 @@
               <w:rPr>
                 <w:rFonts w:ascii="Ancizar Sans" w:hAnsi="Ancizar Sans"/>
               </w:rPr>
-              <w:t xml:space="preserve"> </w:t>
-            </w:r>
-            <w:r>
-              <w:rPr>
-                <w:rFonts w:ascii="Ancizar Sans" w:hAnsi="Ancizar Sans"/>
-              </w:rPr>
-              <w:t>la persona t</w:t>
-            </w:r>
-            <w:r>
-              <w:rPr>
-                <w:rFonts w:ascii="Ancizar Sans" w:hAnsi="Ancizar Sans"/>
-              </w:rPr>
-              <w:t>iene familia caficultora</w:t>
-            </w:r>
-            <w:r>
-              <w:rPr>
-                <w:rFonts w:ascii="Ancizar Sans" w:hAnsi="Ancizar Sans"/>
-              </w:rPr>
-              <w:t xml:space="preserve"> </w:t>
+              <w:t xml:space="preserve"> la persona t</w:t>
+            </w:r>
+            <w:r>
+              <w:rPr>
+                <w:rFonts w:ascii="Ancizar Sans" w:hAnsi="Ancizar Sans"/>
+              </w:rPr>
+              <w:t xml:space="preserve">iene familia caficultora </w:t>
             </w:r>
             <w:r>
               <w:rPr>
@@ -7179,13 +6701,7 @@
               <w:rPr>
                 <w:rFonts w:ascii="Ancizar Sans" w:hAnsi="Ancizar Sans"/>
               </w:rPr>
-              <w:t>ICC</w:t>
-            </w:r>
-            <w:r>
-              <w:rPr>
-                <w:rFonts w:ascii="Ancizar Sans" w:hAnsi="Ancizar Sans"/>
-              </w:rPr>
-              <w:t>2</w:t>
+              <w:t>ICC2</w:t>
             </w:r>
           </w:p>
           <w:p>
@@ -7444,13 +6960,7 @@
               <w:rPr>
                 <w:rFonts w:ascii="Ancizar Sans" w:hAnsi="Ancizar Sans"/>
               </w:rPr>
-              <w:t>ICC</w:t>
-            </w:r>
-            <w:r>
-              <w:rPr>
-                <w:rFonts w:ascii="Ancizar Sans" w:hAnsi="Ancizar Sans"/>
-              </w:rPr>
-              <w:t>3</w:t>
+              <w:t>ICC3</w:t>
             </w:r>
           </w:p>
         </w:tc>
@@ -7683,13 +7193,7 @@
               <w:rPr>
                 <w:rFonts w:ascii="Ancizar Sans" w:hAnsi="Ancizar Sans"/>
               </w:rPr>
-              <w:t>ICC</w:t>
-            </w:r>
-            <w:r>
-              <w:rPr>
-                <w:rFonts w:ascii="Ancizar Sans" w:hAnsi="Ancizar Sans"/>
-              </w:rPr>
-              <w:t>4</w:t>
+              <w:t>ICC4</w:t>
             </w:r>
           </w:p>
         </w:tc>
@@ -7922,13 +7426,7 @@
               <w:rPr>
                 <w:rFonts w:ascii="Ancizar Sans" w:hAnsi="Ancizar Sans"/>
               </w:rPr>
-              <w:t>ICC</w:t>
-            </w:r>
-            <w:r>
-              <w:rPr>
-                <w:rFonts w:ascii="Ancizar Sans" w:hAnsi="Ancizar Sans"/>
-              </w:rPr>
-              <w:t>5</w:t>
+              <w:t>ICC5</w:t>
             </w:r>
           </w:p>
         </w:tc>
@@ -7948,7 +7446,7 @@
               <w:rPr>
                 <w:rFonts w:ascii="Ancizar Sans" w:hAnsi="Ancizar Sans"/>
               </w:rPr>
-              <w:t xml:space="preserve"> 5. A una persona muy cafetera le gusta prepararse café en su casa más que comprarlo afuera]</w:t>
+              <w:t xml:space="preserve"> 5. A una persona muy cafetera le gusta prepararse café en su casa más que comprarlo afuera</w:t>
             </w:r>
           </w:p>
         </w:tc>
@@ -8161,13 +7659,7 @@
               <w:rPr>
                 <w:rFonts w:ascii="Ancizar Sans" w:hAnsi="Ancizar Sans"/>
               </w:rPr>
-              <w:t>ICC</w:t>
-            </w:r>
-            <w:r>
-              <w:rPr>
-                <w:rFonts w:ascii="Ancizar Sans" w:hAnsi="Ancizar Sans"/>
-              </w:rPr>
-              <w:t>6</w:t>
+              <w:t>ICC6</w:t>
             </w:r>
           </w:p>
         </w:tc>
@@ -8187,7 +7679,7 @@
               <w:rPr>
                 <w:rFonts w:ascii="Ancizar Sans" w:hAnsi="Ancizar Sans"/>
               </w:rPr>
-              <w:t xml:space="preserve"> 6. El café instantáneo es una de las mejoras formas de tener un café bueno y rápido]</w:t>
+              <w:t xml:space="preserve"> 6. El café instantáneo es una de las mejoras formas de tener un café bueno y rápido</w:t>
             </w:r>
           </w:p>
         </w:tc>
@@ -8400,13 +7892,7 @@
               <w:rPr>
                 <w:rFonts w:ascii="Ancizar Sans" w:hAnsi="Ancizar Sans"/>
               </w:rPr>
-              <w:t>ICC</w:t>
-            </w:r>
-            <w:r>
-              <w:rPr>
-                <w:rFonts w:ascii="Ancizar Sans" w:hAnsi="Ancizar Sans"/>
-              </w:rPr>
-              <w:t>7</w:t>
+              <w:t>ICC7</w:t>
             </w:r>
           </w:p>
         </w:tc>
@@ -8426,7 +7912,7 @@
               <w:rPr>
                 <w:rFonts w:ascii="Ancizar Sans" w:hAnsi="Ancizar Sans"/>
               </w:rPr>
-              <w:t xml:space="preserve"> 7. El café es un insumo básico en cada hogar]</w:t>
+              <w:t xml:space="preserve"> 7. El café es un insumo básico en cada hogar</w:t>
             </w:r>
           </w:p>
         </w:tc>
@@ -8639,13 +8125,7 @@
               <w:rPr>
                 <w:rFonts w:ascii="Ancizar Sans" w:hAnsi="Ancizar Sans"/>
               </w:rPr>
-              <w:t>ICC</w:t>
-            </w:r>
-            <w:r>
-              <w:rPr>
-                <w:rFonts w:ascii="Ancizar Sans" w:hAnsi="Ancizar Sans"/>
-              </w:rPr>
-              <w:t>8</w:t>
+              <w:t>ICC8</w:t>
             </w:r>
           </w:p>
           <w:p>
@@ -8673,7 +8153,7 @@
               <w:rPr>
                 <w:rFonts w:ascii="Ancizar Sans" w:hAnsi="Ancizar Sans"/>
               </w:rPr>
-              <w:t xml:space="preserve"> 8. El café produce en mayor medida efectos negativos hacia la salud]</w:t>
+              <w:t xml:space="preserve"> 8. El café produce en mayor medida efectos negativos hacia la salud</w:t>
             </w:r>
           </w:p>
         </w:tc>
@@ -8886,13 +8366,7 @@
               <w:rPr>
                 <w:rFonts w:ascii="Ancizar Sans" w:hAnsi="Ancizar Sans"/>
               </w:rPr>
-              <w:t>ICC</w:t>
-            </w:r>
-            <w:r>
-              <w:rPr>
-                <w:rFonts w:ascii="Ancizar Sans" w:hAnsi="Ancizar Sans"/>
-              </w:rPr>
-              <w:t>9</w:t>
+              <w:t>ICC9</w:t>
             </w:r>
           </w:p>
         </w:tc>
@@ -8912,7 +8386,7 @@
               <w:rPr>
                 <w:rFonts w:ascii="Ancizar Sans" w:hAnsi="Ancizar Sans"/>
               </w:rPr>
-              <w:t xml:space="preserve"> 9. El consumo de café en cualquier medida es riesgoso para la salud de menores de edad]</w:t>
+              <w:t xml:space="preserve"> 9. El consumo de café en cualquier medida es riesgoso para la salud de menores de edad</w:t>
             </w:r>
           </w:p>
         </w:tc>
@@ -9125,13 +8599,7 @@
               <w:rPr>
                 <w:rFonts w:ascii="Ancizar Sans" w:hAnsi="Ancizar Sans"/>
               </w:rPr>
-              <w:t>ICC1</w:t>
-            </w:r>
-            <w:r>
-              <w:rPr>
-                <w:rFonts w:ascii="Ancizar Sans" w:hAnsi="Ancizar Sans"/>
-              </w:rPr>
-              <w:t>0</w:t>
+              <w:t>ICC10</w:t>
             </w:r>
           </w:p>
         </w:tc>
@@ -9151,7 +8619,7 @@
               <w:rPr>
                 <w:rFonts w:ascii="Ancizar Sans" w:hAnsi="Ancizar Sans"/>
               </w:rPr>
-              <w:t xml:space="preserve"> 10. Todo buen colombiano/a debería tomar al menos una taza de café al día]</w:t>
+              <w:t xml:space="preserve"> 10. Todo buen colombiano/a debería tomar al menos una taza de café al día</w:t>
             </w:r>
           </w:p>
         </w:tc>
@@ -9364,13 +8832,7 @@
               <w:rPr>
                 <w:rFonts w:ascii="Ancizar Sans" w:hAnsi="Ancizar Sans"/>
               </w:rPr>
-              <w:t>ICC1</w:t>
-            </w:r>
-            <w:r>
-              <w:rPr>
-                <w:rFonts w:ascii="Ancizar Sans" w:hAnsi="Ancizar Sans"/>
-              </w:rPr>
-              <w:t>1</w:t>
+              <w:t>ICC11</w:t>
             </w:r>
           </w:p>
         </w:tc>
@@ -9390,7 +8852,7 @@
               <w:rPr>
                 <w:rFonts w:ascii="Ancizar Sans" w:hAnsi="Ancizar Sans"/>
               </w:rPr>
-              <w:t xml:space="preserve"> 11. Todo colombiano/a debería saber algo sobre el café y su producción]</w:t>
+              <w:t xml:space="preserve"> 11. Todo colombiano/a debería saber algo sobre el café y su producción</w:t>
             </w:r>
           </w:p>
         </w:tc>
@@ -9603,13 +9065,7 @@
               <w:rPr>
                 <w:rFonts w:ascii="Ancizar Sans" w:hAnsi="Ancizar Sans"/>
               </w:rPr>
-              <w:t>ICC1</w:t>
-            </w:r>
-            <w:r>
-              <w:rPr>
-                <w:rFonts w:ascii="Ancizar Sans" w:hAnsi="Ancizar Sans"/>
-              </w:rPr>
-              <w:t>2</w:t>
+              <w:t>ICC12</w:t>
             </w:r>
           </w:p>
         </w:tc>
@@ -9629,7 +9085,7 @@
               <w:rPr>
                 <w:rFonts w:ascii="Ancizar Sans" w:hAnsi="Ancizar Sans"/>
               </w:rPr>
-              <w:t xml:space="preserve"> 12. Todo colombiano/a debería sentirse orgulloso/a de que le digan "cafetero/a"]</w:t>
+              <w:t xml:space="preserve"> 12. Todo colombiano/a debería sentirse orgulloso/a de que le digan "cafetero/a"</w:t>
             </w:r>
           </w:p>
         </w:tc>
@@ -9842,13 +9298,7 @@
               <w:rPr>
                 <w:rFonts w:ascii="Ancizar Sans" w:hAnsi="Ancizar Sans"/>
               </w:rPr>
-              <w:t>ICC1</w:t>
-            </w:r>
-            <w:r>
-              <w:rPr>
-                <w:rFonts w:ascii="Ancizar Sans" w:hAnsi="Ancizar Sans"/>
-              </w:rPr>
-              <w:t>3</w:t>
+              <w:t>ICC13</w:t>
             </w:r>
           </w:p>
         </w:tc>
@@ -9868,7 +9318,7 @@
               <w:rPr>
                 <w:rFonts w:ascii="Ancizar Sans" w:hAnsi="Ancizar Sans"/>
               </w:rPr>
-              <w:t xml:space="preserve"> 13. El factor principal para que alguien compre café es el precio]</w:t>
+              <w:t xml:space="preserve"> 13. El factor principal para que alguien compre café es el precio</w:t>
             </w:r>
           </w:p>
         </w:tc>
@@ -10081,13 +9531,7 @@
               <w:rPr>
                 <w:rFonts w:ascii="Ancizar Sans" w:hAnsi="Ancizar Sans"/>
               </w:rPr>
-              <w:t>ICC1</w:t>
-            </w:r>
-            <w:r>
-              <w:rPr>
-                <w:rFonts w:ascii="Ancizar Sans" w:hAnsi="Ancizar Sans"/>
-              </w:rPr>
-              <w:t>4</w:t>
+              <w:t>ICC14</w:t>
             </w:r>
           </w:p>
         </w:tc>
@@ -10107,7 +9551,7 @@
               <w:rPr>
                 <w:rFonts w:ascii="Ancizar Sans" w:hAnsi="Ancizar Sans"/>
               </w:rPr>
-              <w:t xml:space="preserve"> 14. En Colombia se toma buen café]</w:t>
+              <w:t xml:space="preserve"> 14. En Colombia se toma buen café</w:t>
             </w:r>
           </w:p>
         </w:tc>
@@ -10320,13 +9764,7 @@
               <w:rPr>
                 <w:rFonts w:ascii="Ancizar Sans" w:hAnsi="Ancizar Sans"/>
               </w:rPr>
-              <w:t>ICC1</w:t>
-            </w:r>
-            <w:r>
-              <w:rPr>
-                <w:rFonts w:ascii="Ancizar Sans" w:hAnsi="Ancizar Sans"/>
-              </w:rPr>
-              <w:t>5</w:t>
+              <w:t>ICC15</w:t>
             </w:r>
           </w:p>
         </w:tc>
@@ -10346,7 +9784,7 @@
               <w:rPr>
                 <w:rFonts w:ascii="Ancizar Sans" w:hAnsi="Ancizar Sans"/>
               </w:rPr>
-              <w:t xml:space="preserve"> 15. El café es una bebida para gente adulta]</w:t>
+              <w:t xml:space="preserve"> 15. El café es una bebida para gente adulta</w:t>
             </w:r>
           </w:p>
         </w:tc>
@@ -10792,13 +10230,7 @@
               <w:rPr>
                 <w:rFonts w:ascii="Ancizar Sans" w:hAnsi="Ancizar Sans"/>
               </w:rPr>
-              <w:t>FED</w:t>
-            </w:r>
-            <w:r>
-              <w:rPr>
-                <w:rFonts w:ascii="Ancizar Sans" w:hAnsi="Ancizar Sans"/>
-              </w:rPr>
-              <w:t>2</w:t>
+              <w:t>FED2</w:t>
             </w:r>
           </w:p>
         </w:tc>
@@ -10818,7 +10250,7 @@
               <w:rPr>
                 <w:rFonts w:ascii="Ancizar Sans" w:hAnsi="Ancizar Sans"/>
               </w:rPr>
-              <w:t xml:space="preserve"> 17. La federación nacional de cafeteros es fundamental para el impulso de la cultura cafetera en Colombia]</w:t>
+              <w:t xml:space="preserve"> 17. La federación nacional de cafeteros es fundamental para el impulso de la cultura cafetera en Colombia</w:t>
             </w:r>
           </w:p>
         </w:tc>
@@ -11027,137 +10459,66 @@
     </w:p>
     <w:p>
       <w:pPr>
-        <w:spacing w:after="0"/>
-        <w:jc w:val="both"/>
+        <w:pStyle w:val="Ttulo1"/>
         <w:rPr>
           <w:rFonts w:ascii="Ancizar Sans" w:hAnsi="Ancizar Sans"/>
+          <w:b/>
+          <w:bCs/>
+          <w:color w:val="auto"/>
+          <w:sz w:val="24"/>
+          <w:szCs w:val="24"/>
           <w:lang w:val="es-CO"/>
         </w:rPr>
       </w:pPr>
       <w:r>
         <w:rPr>
           <w:rFonts w:ascii="Ancizar Sans" w:hAnsi="Ancizar Sans"/>
+          <w:b/>
+          <w:bCs/>
+          <w:color w:val="auto"/>
+          <w:sz w:val="24"/>
+          <w:szCs w:val="24"/>
           <w:lang w:val="es-CO"/>
         </w:rPr>
-        <w:t xml:space="preserve">Codificación de los ítems </w:t>
+        <w:t>Dimensionalidad teórica y codificación de los ítems</w:t>
       </w:r>
     </w:p>
     <w:p>
       <w:pPr>
-        <w:spacing w:after="0"/>
-        <w:jc w:val="both"/>
+        <w:pStyle w:val="Ttulo1"/>
         <w:rPr>
           <w:rFonts w:ascii="Ancizar Sans" w:hAnsi="Ancizar Sans"/>
+          <w:b/>
+          <w:bCs/>
+          <w:color w:val="auto"/>
+          <w:sz w:val="24"/>
+          <w:szCs w:val="24"/>
           <w:lang w:val="es-CO"/>
         </w:rPr>
       </w:pPr>
+      <w:r>
+        <w:rPr>
+          <w:rFonts w:ascii="Ancizar Sans" w:hAnsi="Ancizar Sans"/>
+          <w:color w:val="auto"/>
+          <w:sz w:val="24"/>
+          <w:szCs w:val="24"/>
+          <w:lang w:val="es-CO"/>
+        </w:rPr>
+        <w:t xml:space="preserve">Los ítems se construyeron siguiendo la metodología de marco lógico </w:t>
+      </w:r>
+      <w:r>
+        <w:rPr>
+          <w:rFonts w:ascii="Ancizar Sans" w:hAnsi="Ancizar Sans"/>
+          <w:b/>
+          <w:bCs/>
+          <w:color w:val="auto"/>
+          <w:sz w:val="24"/>
+          <w:szCs w:val="24"/>
+          <w:lang w:val="es-CO"/>
+        </w:rPr>
+        <w:t xml:space="preserve"> </w:t>
+      </w:r>
     </w:p>
-    <w:tbl>
-      <w:tblPr>
-        <w:tblStyle w:val="Tablaconcuadrcula"/>
-        <w:tblW w:w="0" w:type="auto"/>
-        <w:tblLook w:val="04A0" w:firstRow="1" w:lastRow="0" w:firstColumn="1" w:lastColumn="0" w:noHBand="0" w:noVBand="1"/>
-      </w:tblPr>
-      <w:tblGrid>
-        <w:gridCol w:w="4414"/>
-        <w:gridCol w:w="4414"/>
-      </w:tblGrid>
-      <w:tr>
-        <w:tc>
-          <w:tcPr>
-            <w:tcW w:w="4414" w:type="dxa"/>
-          </w:tcPr>
-          <w:p>
-            <w:pPr>
-              <w:jc w:val="both"/>
-              <w:rPr>
-                <w:rFonts w:ascii="Ancizar Sans" w:hAnsi="Ancizar Sans"/>
-                <w:lang w:val="es-CO"/>
-              </w:rPr>
-            </w:pPr>
-            <w:r>
-              <w:rPr>
-                <w:rFonts w:ascii="Ancizar Sans" w:hAnsi="Ancizar Sans"/>
-                <w:lang w:val="es-CO"/>
-              </w:rPr>
-              <w:t>Directos:</w:t>
-            </w:r>
-          </w:p>
-        </w:tc>
-        <w:tc>
-          <w:tcPr>
-            <w:tcW w:w="4414" w:type="dxa"/>
-          </w:tcPr>
-          <w:p>
-            <w:pPr>
-              <w:jc w:val="both"/>
-              <w:rPr>
-                <w:rFonts w:ascii="Ancizar Sans" w:hAnsi="Ancizar Sans"/>
-                <w:lang w:val="es-CO"/>
-              </w:rPr>
-            </w:pPr>
-            <w:r>
-              <w:rPr>
-                <w:rFonts w:ascii="Ancizar Sans" w:hAnsi="Ancizar Sans"/>
-                <w:lang w:val="es-CO"/>
-              </w:rPr>
-              <w:t>2,3,4,5,7,10,11,12</w:t>
-            </w:r>
-            <w:r>
-              <w:rPr>
-                <w:rFonts w:ascii="Ancizar Sans" w:hAnsi="Ancizar Sans"/>
-                <w:lang w:val="es-CO"/>
-              </w:rPr>
-              <w:t xml:space="preserve"> y 14</w:t>
-            </w:r>
-          </w:p>
-        </w:tc>
-      </w:tr>
-      <w:tr>
-        <w:tc>
-          <w:tcPr>
-            <w:tcW w:w="4414" w:type="dxa"/>
-          </w:tcPr>
-          <w:p>
-            <w:pPr>
-              <w:jc w:val="both"/>
-              <w:rPr>
-                <w:rFonts w:ascii="Ancizar Sans" w:hAnsi="Ancizar Sans"/>
-                <w:lang w:val="es-CO"/>
-              </w:rPr>
-            </w:pPr>
-            <w:r>
-              <w:rPr>
-                <w:rFonts w:ascii="Ancizar Sans" w:hAnsi="Ancizar Sans"/>
-                <w:lang w:val="es-CO"/>
-              </w:rPr>
-              <w:t>Indirectos:</w:t>
-            </w:r>
-          </w:p>
-        </w:tc>
-        <w:tc>
-          <w:tcPr>
-            <w:tcW w:w="4414" w:type="dxa"/>
-          </w:tcPr>
-          <w:p>
-            <w:pPr>
-              <w:jc w:val="both"/>
-              <w:rPr>
-                <w:rFonts w:ascii="Ancizar Sans" w:hAnsi="Ancizar Sans"/>
-                <w:lang w:val="es-CO"/>
-              </w:rPr>
-            </w:pPr>
-            <w:r>
-              <w:rPr>
-                <w:rFonts w:ascii="Ancizar Sans" w:hAnsi="Ancizar Sans"/>
-                <w:lang w:val="es-CO"/>
-              </w:rPr>
-              <w:t>1,6,8,9,13 y 15</w:t>
-            </w:r>
-          </w:p>
-        </w:tc>
-      </w:tr>
-    </w:tbl>
     <w:p>
       <w:pPr>
         <w:spacing w:after="0"/>
@@ -11182,15 +10543,57 @@
           <w:rFonts w:ascii="Ancizar Sans" w:hAnsi="Ancizar Sans"/>
           <w:lang w:val="es-CO"/>
         </w:rPr>
-        <w:t>Recodificados para análisis con el siguiente código, utilizando la función recode del paquete “</w:t>
+        <w:t>En el análisis se r</w:t>
       </w:r>
       <w:r>
         <w:rPr>
           <w:rFonts w:ascii="Ancizar Sans" w:hAnsi="Ancizar Sans"/>
           <w:lang w:val="es-CO"/>
         </w:rPr>
+        <w:t>ecodifica</w:t>
+      </w:r>
+      <w:r>
+        <w:rPr>
+          <w:rFonts w:ascii="Ancizar Sans" w:hAnsi="Ancizar Sans"/>
+          <w:lang w:val="es-CO"/>
+        </w:rPr>
+        <w:t>ron</w:t>
+      </w:r>
+      <w:r>
+        <w:rPr>
+          <w:rFonts w:ascii="Ancizar Sans" w:hAnsi="Ancizar Sans"/>
+          <w:lang w:val="es-CO"/>
+        </w:rPr>
+        <w:t xml:space="preserve"> utilizando la función </w:t>
+      </w:r>
+      <w:r>
+        <w:rPr>
+          <w:rFonts w:ascii="Ancizar Sans" w:hAnsi="Ancizar Sans"/>
+          <w:b/>
+          <w:bCs/>
+          <w:u w:val="single"/>
+          <w:lang w:val="es-CO"/>
+        </w:rPr>
+        <w:t>recode</w:t>
+      </w:r>
+      <w:r>
+        <w:rPr>
+          <w:rFonts w:ascii="Ancizar Sans" w:hAnsi="Ancizar Sans"/>
+          <w:lang w:val="es-CO"/>
+        </w:rPr>
+        <w:t xml:space="preserve"> del paquete “</w:t>
+      </w:r>
+      <w:proofErr w:type="spellStart"/>
+      <w:r>
+        <w:rPr>
+          <w:rFonts w:ascii="Ancizar Sans" w:hAnsi="Ancizar Sans"/>
+          <w:i/>
+          <w:iCs/>
+          <w:lang w:val="es-CO"/>
+        </w:rPr>
         <w:t>mokken</w:t>
       </w:r>
+      <w:proofErr w:type="spellEnd"/>
       <w:r>
         <w:rPr>
           <w:rFonts w:ascii="Ancizar Sans" w:hAnsi="Ancizar Sans"/>
@@ -11203,7 +10606,23 @@
           <w:rFonts w:ascii="Ancizar Sans" w:hAnsi="Ancizar Sans"/>
           <w:lang w:val="es-CO"/>
         </w:rPr>
-        <w:t xml:space="preserve"> (version 3.1.2)</w:t>
+        <w:t xml:space="preserve"> (</w:t>
+      </w:r>
+      <w:proofErr w:type="spellStart"/>
+      <w:r>
+        <w:rPr>
+          <w:rFonts w:ascii="Ancizar Sans" w:hAnsi="Ancizar Sans"/>
+          <w:lang w:val="es-CO"/>
+        </w:rPr>
+        <w:t>version</w:t>
+      </w:r>
+      <w:proofErr w:type="spellEnd"/>
+      <w:r>
+        <w:rPr>
+          <w:rFonts w:ascii="Ancizar Sans" w:hAnsi="Ancizar Sans"/>
+          <w:lang w:val="es-CO"/>
+        </w:rPr>
+        <w:t xml:space="preserve"> 3.1.2)</w:t>
       </w:r>
       <w:r>
         <w:rPr>
@@ -11212,6 +10631,1359 @@
         </w:rPr>
         <w:t xml:space="preserve"> </w:t>
       </w:r>
+    </w:p>
+    <w:p>
+      <w:pPr>
+        <w:spacing w:after="0"/>
+        <w:jc w:val="both"/>
+        <w:rPr>
+          <w:rFonts w:ascii="Ancizar Sans" w:hAnsi="Ancizar Sans"/>
+          <w:lang w:val="es-CO"/>
+        </w:rPr>
+      </w:pPr>
+    </w:p>
+    <w:tbl>
+      <w:tblPr>
+        <w:tblStyle w:val="Tablaconcuadrcula"/>
+        <w:tblW w:w="0" w:type="auto"/>
+        <w:tblLook w:val="04A0" w:firstRow="1" w:lastRow="0" w:firstColumn="1" w:lastColumn="0" w:noHBand="0" w:noVBand="1"/>
+      </w:tblPr>
+      <w:tblGrid>
+        <w:gridCol w:w="2379"/>
+        <w:gridCol w:w="2823"/>
+        <w:gridCol w:w="1813"/>
+        <w:gridCol w:w="1813"/>
+      </w:tblGrid>
+      <w:tr>
+        <w:tc>
+          <w:tcPr>
+            <w:tcW w:w="2379" w:type="dxa"/>
+          </w:tcPr>
+          <w:p>
+            <w:pPr>
+              <w:jc w:val="both"/>
+              <w:rPr>
+                <w:rFonts w:ascii="Ancizar Sans" w:hAnsi="Ancizar Sans"/>
+                <w:b/>
+                <w:bCs/>
+                <w:lang w:val="es-CO"/>
+              </w:rPr>
+            </w:pPr>
+            <w:r>
+              <w:rPr>
+                <w:rFonts w:ascii="Ancizar Sans" w:hAnsi="Ancizar Sans"/>
+                <w:b/>
+                <w:bCs/>
+                <w:lang w:val="es-CO"/>
+              </w:rPr>
+              <w:t>Nombre</w:t>
+            </w:r>
+          </w:p>
+        </w:tc>
+        <w:tc>
+          <w:tcPr>
+            <w:tcW w:w="2823" w:type="dxa"/>
+          </w:tcPr>
+          <w:p>
+            <w:pPr>
+              <w:jc w:val="both"/>
+              <w:rPr>
+                <w:rFonts w:ascii="Ancizar Sans" w:hAnsi="Ancizar Sans"/>
+                <w:b/>
+                <w:bCs/>
+                <w:lang w:val="es-CO"/>
+              </w:rPr>
+            </w:pPr>
+            <w:r>
+              <w:rPr>
+                <w:rFonts w:ascii="Ancizar Sans" w:hAnsi="Ancizar Sans"/>
+                <w:b/>
+                <w:bCs/>
+                <w:lang w:val="es-CO"/>
+              </w:rPr>
+              <w:t>Afirmación</w:t>
+            </w:r>
+          </w:p>
+        </w:tc>
+        <w:tc>
+          <w:tcPr>
+            <w:tcW w:w="1813" w:type="dxa"/>
+          </w:tcPr>
+          <w:p>
+            <w:pPr>
+              <w:jc w:val="both"/>
+              <w:rPr>
+                <w:rFonts w:ascii="Ancizar Sans" w:hAnsi="Ancizar Sans"/>
+                <w:b/>
+                <w:bCs/>
+                <w:lang w:val="es-CO"/>
+              </w:rPr>
+            </w:pPr>
+            <w:r>
+              <w:rPr>
+                <w:rFonts w:ascii="Ancizar Sans" w:hAnsi="Ancizar Sans"/>
+                <w:b/>
+                <w:bCs/>
+                <w:lang w:val="es-CO"/>
+              </w:rPr>
+              <w:t>Dimensión</w:t>
+            </w:r>
+          </w:p>
+        </w:tc>
+        <w:tc>
+          <w:tcPr>
+            <w:tcW w:w="1813" w:type="dxa"/>
+          </w:tcPr>
+          <w:p>
+            <w:pPr>
+              <w:jc w:val="both"/>
+              <w:rPr>
+                <w:rFonts w:ascii="Ancizar Sans" w:hAnsi="Ancizar Sans"/>
+                <w:b/>
+                <w:bCs/>
+                <w:lang w:val="es-CO"/>
+              </w:rPr>
+            </w:pPr>
+            <w:r>
+              <w:rPr>
+                <w:rFonts w:ascii="Ancizar Sans" w:hAnsi="Ancizar Sans"/>
+                <w:b/>
+                <w:bCs/>
+                <w:lang w:val="es-CO"/>
+              </w:rPr>
+              <w:t>Direccionalidad</w:t>
+            </w:r>
+          </w:p>
+        </w:tc>
+      </w:tr>
+      <w:tr>
+        <w:tc>
+          <w:tcPr>
+            <w:tcW w:w="2379" w:type="dxa"/>
+          </w:tcPr>
+          <w:p>
+            <w:pPr>
+              <w:jc w:val="both"/>
+              <w:rPr>
+                <w:rFonts w:ascii="Ancizar Sans" w:hAnsi="Ancizar Sans"/>
+                <w:lang w:val="es-CO"/>
+              </w:rPr>
+            </w:pPr>
+            <w:r>
+              <w:rPr>
+                <w:rFonts w:ascii="Ancizar Sans" w:hAnsi="Ancizar Sans"/>
+              </w:rPr>
+              <w:t>ICC1</w:t>
+            </w:r>
+          </w:p>
+        </w:tc>
+        <w:tc>
+          <w:tcPr>
+            <w:tcW w:w="2823" w:type="dxa"/>
+          </w:tcPr>
+          <w:p>
+            <w:pPr>
+              <w:jc w:val="both"/>
+              <w:rPr>
+                <w:rFonts w:ascii="Ancizar Sans" w:hAnsi="Ancizar Sans"/>
+                <w:lang w:val="es-CO"/>
+              </w:rPr>
+            </w:pPr>
+            <w:r>
+              <w:rPr>
+                <w:rFonts w:ascii="Ancizar Sans" w:hAnsi="Ancizar Sans"/>
+              </w:rPr>
+              <w:t>1.</w:t>
+            </w:r>
+            <w:r>
+              <w:rPr>
+                <w:rFonts w:ascii="Ancizar Sans" w:hAnsi="Ancizar Sans"/>
+              </w:rPr>
+              <w:t>El sabor principal del café es el amargo</w:t>
+            </w:r>
+          </w:p>
+        </w:tc>
+        <w:tc>
+          <w:tcPr>
+            <w:tcW w:w="1813" w:type="dxa"/>
+          </w:tcPr>
+          <w:p>
+            <w:pPr>
+              <w:jc w:val="both"/>
+              <w:rPr>
+                <w:rFonts w:ascii="Ancizar Sans" w:hAnsi="Ancizar Sans"/>
+                <w:lang w:val="es-CO"/>
+              </w:rPr>
+            </w:pPr>
+            <w:r>
+              <w:rPr>
+                <w:rFonts w:ascii="Ancizar Sans" w:hAnsi="Ancizar Sans"/>
+              </w:rPr>
+              <w:t>Determinantes de consumo café</w:t>
+            </w:r>
+          </w:p>
+        </w:tc>
+        <w:tc>
+          <w:tcPr>
+            <w:tcW w:w="1813" w:type="dxa"/>
+          </w:tcPr>
+          <w:p>
+            <w:pPr>
+              <w:jc w:val="center"/>
+              <w:rPr>
+                <w:rFonts w:ascii="Ancizar Sans" w:hAnsi="Ancizar Sans"/>
+                <w:lang w:val="es-CO"/>
+              </w:rPr>
+            </w:pPr>
+            <w:r>
+              <w:rPr>
+                <w:rFonts w:ascii="Ancizar Sans" w:hAnsi="Ancizar Sans"/>
+                <w:lang w:val="es-CO"/>
+              </w:rPr>
+              <w:t>Negativo</w:t>
+            </w:r>
+          </w:p>
+        </w:tc>
+      </w:tr>
+      <w:tr>
+        <w:tc>
+          <w:tcPr>
+            <w:tcW w:w="2379" w:type="dxa"/>
+          </w:tcPr>
+          <w:p>
+            <w:pPr>
+              <w:jc w:val="both"/>
+              <w:rPr>
+                <w:rFonts w:ascii="Ancizar Sans" w:hAnsi="Ancizar Sans"/>
+              </w:rPr>
+            </w:pPr>
+            <w:r>
+              <w:rPr>
+                <w:rFonts w:ascii="Ancizar Sans" w:hAnsi="Ancizar Sans"/>
+              </w:rPr>
+              <w:t>ICC2</w:t>
+            </w:r>
+          </w:p>
+          <w:p>
+            <w:pPr>
+              <w:jc w:val="both"/>
+              <w:rPr>
+                <w:rFonts w:ascii="Ancizar Sans" w:hAnsi="Ancizar Sans"/>
+              </w:rPr>
+            </w:pPr>
+          </w:p>
+        </w:tc>
+        <w:tc>
+          <w:tcPr>
+            <w:tcW w:w="2823" w:type="dxa"/>
+          </w:tcPr>
+          <w:p>
+            <w:pPr>
+              <w:rPr>
+                <w:rFonts w:ascii="Ancizar Sans" w:hAnsi="Ancizar Sans"/>
+              </w:rPr>
+            </w:pPr>
+            <w:r>
+              <w:rPr>
+                <w:rFonts w:ascii="Ancizar Sans" w:hAnsi="Ancizar Sans"/>
+              </w:rPr>
+              <w:t>2.</w:t>
+            </w:r>
+            <w:r>
+              <w:rPr>
+                <w:rFonts w:ascii="Ancizar Sans" w:hAnsi="Ancizar Sans"/>
+              </w:rPr>
+              <w:t>La</w:t>
+            </w:r>
+            <w:r>
+              <w:rPr>
+                <w:rFonts w:ascii="Ancizar Sans" w:hAnsi="Ancizar Sans"/>
+              </w:rPr>
+              <w:t xml:space="preserve"> </w:t>
+            </w:r>
+            <w:r>
+              <w:rPr>
+                <w:rFonts w:ascii="Ancizar Sans" w:hAnsi="Ancizar Sans"/>
+              </w:rPr>
+              <w:t>industria cafetera ha sido fundamental para la cultura y la identidad colombiana]</w:t>
+            </w:r>
+          </w:p>
+        </w:tc>
+        <w:tc>
+          <w:tcPr>
+            <w:tcW w:w="1813" w:type="dxa"/>
+          </w:tcPr>
+          <w:p>
+            <w:pPr>
+              <w:jc w:val="center"/>
+              <w:rPr>
+                <w:rFonts w:ascii="Ancizar Sans" w:hAnsi="Ancizar Sans"/>
+              </w:rPr>
+            </w:pPr>
+            <w:r>
+              <w:rPr>
+                <w:rFonts w:ascii="Ancizar Sans" w:hAnsi="Ancizar Sans"/>
+              </w:rPr>
+              <w:t>Valoración social del café en Colombia</w:t>
+            </w:r>
+          </w:p>
+        </w:tc>
+        <w:tc>
+          <w:tcPr>
+            <w:tcW w:w="1813" w:type="dxa"/>
+          </w:tcPr>
+          <w:p>
+            <w:pPr>
+              <w:jc w:val="center"/>
+              <w:rPr>
+                <w:rFonts w:ascii="Ancizar Sans" w:hAnsi="Ancizar Sans"/>
+              </w:rPr>
+            </w:pPr>
+            <w:r>
+              <w:rPr>
+                <w:rFonts w:ascii="Ancizar Sans" w:hAnsi="Ancizar Sans"/>
+              </w:rPr>
+              <w:t>Positivo</w:t>
+            </w:r>
+          </w:p>
+        </w:tc>
+      </w:tr>
+      <w:tr>
+        <w:tc>
+          <w:tcPr>
+            <w:tcW w:w="2379" w:type="dxa"/>
+          </w:tcPr>
+          <w:p>
+            <w:pPr>
+              <w:jc w:val="both"/>
+              <w:rPr>
+                <w:rFonts w:ascii="Ancizar Sans" w:hAnsi="Ancizar Sans"/>
+              </w:rPr>
+            </w:pPr>
+            <w:r>
+              <w:rPr>
+                <w:rFonts w:ascii="Ancizar Sans" w:hAnsi="Ancizar Sans"/>
+              </w:rPr>
+              <w:t>ICC3</w:t>
+            </w:r>
+          </w:p>
+        </w:tc>
+        <w:tc>
+          <w:tcPr>
+            <w:tcW w:w="2823" w:type="dxa"/>
+          </w:tcPr>
+          <w:p>
+            <w:pPr>
+              <w:jc w:val="both"/>
+              <w:rPr>
+                <w:rFonts w:ascii="Ancizar Sans" w:hAnsi="Ancizar Sans"/>
+              </w:rPr>
+            </w:pPr>
+            <w:r>
+              <w:rPr>
+                <w:rFonts w:ascii="Ancizar Sans" w:hAnsi="Ancizar Sans"/>
+              </w:rPr>
+              <w:t xml:space="preserve"> 3. Es tradición en Colombia compartir con amigos y tomar café</w:t>
+            </w:r>
+          </w:p>
+        </w:tc>
+        <w:tc>
+          <w:tcPr>
+            <w:tcW w:w="1813" w:type="dxa"/>
+          </w:tcPr>
+          <w:p>
+            <w:pPr>
+              <w:jc w:val="center"/>
+              <w:rPr>
+                <w:rFonts w:ascii="Ancizar Sans" w:hAnsi="Ancizar Sans"/>
+              </w:rPr>
+            </w:pPr>
+            <w:r>
+              <w:rPr>
+                <w:rFonts w:ascii="Ancizar Sans" w:hAnsi="Ancizar Sans"/>
+              </w:rPr>
+              <w:t>Valoración social del café en Colombia</w:t>
+            </w:r>
+          </w:p>
+        </w:tc>
+        <w:tc>
+          <w:tcPr>
+            <w:tcW w:w="1813" w:type="dxa"/>
+          </w:tcPr>
+          <w:p>
+            <w:pPr>
+              <w:jc w:val="center"/>
+              <w:rPr>
+                <w:rFonts w:ascii="Ancizar Sans" w:hAnsi="Ancizar Sans"/>
+              </w:rPr>
+            </w:pPr>
+            <w:r>
+              <w:rPr>
+                <w:rFonts w:ascii="Ancizar Sans" w:hAnsi="Ancizar Sans"/>
+              </w:rPr>
+              <w:t>Positivo</w:t>
+            </w:r>
+          </w:p>
+        </w:tc>
+      </w:tr>
+      <w:tr>
+        <w:tc>
+          <w:tcPr>
+            <w:tcW w:w="2379" w:type="dxa"/>
+          </w:tcPr>
+          <w:p>
+            <w:pPr>
+              <w:jc w:val="both"/>
+              <w:rPr>
+                <w:rFonts w:ascii="Ancizar Sans" w:hAnsi="Ancizar Sans"/>
+              </w:rPr>
+            </w:pPr>
+            <w:r>
+              <w:rPr>
+                <w:rFonts w:ascii="Ancizar Sans" w:hAnsi="Ancizar Sans"/>
+              </w:rPr>
+              <w:t>ICC4</w:t>
+            </w:r>
+          </w:p>
+        </w:tc>
+        <w:tc>
+          <w:tcPr>
+            <w:tcW w:w="2823" w:type="dxa"/>
+          </w:tcPr>
+          <w:p>
+            <w:pPr>
+              <w:jc w:val="both"/>
+              <w:rPr>
+                <w:rFonts w:ascii="Ancizar Sans" w:hAnsi="Ancizar Sans"/>
+              </w:rPr>
+            </w:pPr>
+            <w:r>
+              <w:rPr>
+                <w:rFonts w:ascii="Ancizar Sans" w:hAnsi="Ancizar Sans"/>
+              </w:rPr>
+              <w:t xml:space="preserve"> 4. Si a alguien le gusta mucho el café debería tener una marca favorita para usarla en casa</w:t>
+            </w:r>
+          </w:p>
+        </w:tc>
+        <w:tc>
+          <w:tcPr>
+            <w:tcW w:w="1813" w:type="dxa"/>
+          </w:tcPr>
+          <w:p>
+            <w:pPr>
+              <w:jc w:val="center"/>
+              <w:rPr>
+                <w:rFonts w:ascii="Ancizar Sans" w:hAnsi="Ancizar Sans"/>
+              </w:rPr>
+            </w:pPr>
+            <w:r>
+              <w:rPr>
+                <w:rFonts w:ascii="Ancizar Sans" w:hAnsi="Ancizar Sans"/>
+              </w:rPr>
+              <w:t>Prácticas de consumo del café</w:t>
+            </w:r>
+          </w:p>
+        </w:tc>
+        <w:tc>
+          <w:tcPr>
+            <w:tcW w:w="1813" w:type="dxa"/>
+          </w:tcPr>
+          <w:p>
+            <w:pPr>
+              <w:jc w:val="center"/>
+              <w:rPr>
+                <w:rFonts w:ascii="Ancizar Sans" w:hAnsi="Ancizar Sans"/>
+              </w:rPr>
+            </w:pPr>
+            <w:r>
+              <w:rPr>
+                <w:rFonts w:ascii="Ancizar Sans" w:hAnsi="Ancizar Sans"/>
+              </w:rPr>
+              <w:t>Positivo</w:t>
+            </w:r>
+          </w:p>
+        </w:tc>
+      </w:tr>
+      <w:tr>
+        <w:tc>
+          <w:tcPr>
+            <w:tcW w:w="2379" w:type="dxa"/>
+          </w:tcPr>
+          <w:p>
+            <w:pPr>
+              <w:jc w:val="both"/>
+              <w:rPr>
+                <w:rFonts w:ascii="Ancizar Sans" w:hAnsi="Ancizar Sans"/>
+              </w:rPr>
+            </w:pPr>
+            <w:r>
+              <w:rPr>
+                <w:rFonts w:ascii="Ancizar Sans" w:hAnsi="Ancizar Sans"/>
+              </w:rPr>
+              <w:t>ICC5</w:t>
+            </w:r>
+          </w:p>
+        </w:tc>
+        <w:tc>
+          <w:tcPr>
+            <w:tcW w:w="2823" w:type="dxa"/>
+          </w:tcPr>
+          <w:p>
+            <w:pPr>
+              <w:jc w:val="both"/>
+              <w:rPr>
+                <w:rFonts w:ascii="Ancizar Sans" w:hAnsi="Ancizar Sans"/>
+              </w:rPr>
+            </w:pPr>
+            <w:r>
+              <w:rPr>
+                <w:rFonts w:ascii="Ancizar Sans" w:hAnsi="Ancizar Sans"/>
+              </w:rPr>
+              <w:t xml:space="preserve"> 5. A una persona muy cafetera le gusta prepararse café en su casa más que comprarlo afuera</w:t>
+            </w:r>
+          </w:p>
+        </w:tc>
+        <w:tc>
+          <w:tcPr>
+            <w:tcW w:w="1813" w:type="dxa"/>
+          </w:tcPr>
+          <w:p>
+            <w:pPr>
+              <w:jc w:val="center"/>
+              <w:rPr>
+                <w:rFonts w:ascii="Ancizar Sans" w:hAnsi="Ancizar Sans"/>
+              </w:rPr>
+            </w:pPr>
+            <w:r>
+              <w:rPr>
+                <w:rFonts w:ascii="Ancizar Sans" w:hAnsi="Ancizar Sans"/>
+              </w:rPr>
+              <w:t>Prácticas de consumo del café</w:t>
+            </w:r>
+          </w:p>
+        </w:tc>
+        <w:tc>
+          <w:tcPr>
+            <w:tcW w:w="1813" w:type="dxa"/>
+          </w:tcPr>
+          <w:p>
+            <w:pPr>
+              <w:jc w:val="center"/>
+              <w:rPr>
+                <w:rFonts w:ascii="Ancizar Sans" w:hAnsi="Ancizar Sans"/>
+              </w:rPr>
+            </w:pPr>
+            <w:r>
+              <w:rPr>
+                <w:rFonts w:ascii="Ancizar Sans" w:hAnsi="Ancizar Sans"/>
+              </w:rPr>
+              <w:t>Positivo</w:t>
+            </w:r>
+          </w:p>
+        </w:tc>
+      </w:tr>
+      <w:tr>
+        <w:tc>
+          <w:tcPr>
+            <w:tcW w:w="2379" w:type="dxa"/>
+          </w:tcPr>
+          <w:p>
+            <w:pPr>
+              <w:jc w:val="both"/>
+              <w:rPr>
+                <w:rFonts w:ascii="Ancizar Sans" w:hAnsi="Ancizar Sans"/>
+              </w:rPr>
+            </w:pPr>
+            <w:r>
+              <w:rPr>
+                <w:rFonts w:ascii="Ancizar Sans" w:hAnsi="Ancizar Sans"/>
+              </w:rPr>
+              <w:t>ICC6</w:t>
+            </w:r>
+          </w:p>
+        </w:tc>
+        <w:tc>
+          <w:tcPr>
+            <w:tcW w:w="2823" w:type="dxa"/>
+          </w:tcPr>
+          <w:p>
+            <w:pPr>
+              <w:jc w:val="both"/>
+              <w:rPr>
+                <w:rFonts w:ascii="Ancizar Sans" w:hAnsi="Ancizar Sans"/>
+              </w:rPr>
+            </w:pPr>
+            <w:r>
+              <w:rPr>
+                <w:rFonts w:ascii="Ancizar Sans" w:hAnsi="Ancizar Sans"/>
+              </w:rPr>
+              <w:t xml:space="preserve"> 6. El café instantáneo es una de las mejoras formas de tener un café bueno y rápido</w:t>
+            </w:r>
+          </w:p>
+        </w:tc>
+        <w:tc>
+          <w:tcPr>
+            <w:tcW w:w="1813" w:type="dxa"/>
+          </w:tcPr>
+          <w:p>
+            <w:pPr>
+              <w:jc w:val="center"/>
+              <w:rPr>
+                <w:rFonts w:ascii="Ancizar Sans" w:hAnsi="Ancizar Sans"/>
+              </w:rPr>
+            </w:pPr>
+            <w:r>
+              <w:rPr>
+                <w:rFonts w:ascii="Ancizar Sans" w:hAnsi="Ancizar Sans"/>
+              </w:rPr>
+              <w:t>Prácticas de consumo del café</w:t>
+            </w:r>
+          </w:p>
+        </w:tc>
+        <w:tc>
+          <w:tcPr>
+            <w:tcW w:w="1813" w:type="dxa"/>
+          </w:tcPr>
+          <w:p>
+            <w:pPr>
+              <w:jc w:val="center"/>
+              <w:rPr>
+                <w:rFonts w:ascii="Ancizar Sans" w:hAnsi="Ancizar Sans"/>
+              </w:rPr>
+            </w:pPr>
+            <w:r>
+              <w:rPr>
+                <w:rFonts w:ascii="Ancizar Sans" w:hAnsi="Ancizar Sans"/>
+                <w:lang w:val="es-CO"/>
+              </w:rPr>
+              <w:t>Negativo</w:t>
+            </w:r>
+          </w:p>
+        </w:tc>
+      </w:tr>
+      <w:tr>
+        <w:tc>
+          <w:tcPr>
+            <w:tcW w:w="2379" w:type="dxa"/>
+          </w:tcPr>
+          <w:p>
+            <w:pPr>
+              <w:jc w:val="both"/>
+              <w:rPr>
+                <w:rFonts w:ascii="Ancizar Sans" w:hAnsi="Ancizar Sans"/>
+              </w:rPr>
+            </w:pPr>
+            <w:r>
+              <w:rPr>
+                <w:rFonts w:ascii="Ancizar Sans" w:hAnsi="Ancizar Sans"/>
+              </w:rPr>
+              <w:t>ICC7</w:t>
+            </w:r>
+          </w:p>
+        </w:tc>
+        <w:tc>
+          <w:tcPr>
+            <w:tcW w:w="2823" w:type="dxa"/>
+          </w:tcPr>
+          <w:p>
+            <w:pPr>
+              <w:jc w:val="both"/>
+              <w:rPr>
+                <w:rFonts w:ascii="Ancizar Sans" w:hAnsi="Ancizar Sans"/>
+              </w:rPr>
+            </w:pPr>
+            <w:r>
+              <w:rPr>
+                <w:rFonts w:ascii="Ancizar Sans" w:hAnsi="Ancizar Sans"/>
+              </w:rPr>
+              <w:t xml:space="preserve"> 7. El café es un insumo básico en cada hogar</w:t>
+            </w:r>
+          </w:p>
+        </w:tc>
+        <w:tc>
+          <w:tcPr>
+            <w:tcW w:w="1813" w:type="dxa"/>
+          </w:tcPr>
+          <w:p>
+            <w:pPr>
+              <w:jc w:val="center"/>
+              <w:rPr>
+                <w:rFonts w:ascii="Ancizar Sans" w:hAnsi="Ancizar Sans"/>
+              </w:rPr>
+            </w:pPr>
+            <w:r>
+              <w:rPr>
+                <w:rFonts w:ascii="Ancizar Sans" w:hAnsi="Ancizar Sans"/>
+              </w:rPr>
+              <w:t>Prácticas de consumo del café</w:t>
+            </w:r>
+          </w:p>
+        </w:tc>
+        <w:tc>
+          <w:tcPr>
+            <w:tcW w:w="1813" w:type="dxa"/>
+          </w:tcPr>
+          <w:p>
+            <w:pPr>
+              <w:jc w:val="center"/>
+              <w:rPr>
+                <w:rFonts w:ascii="Ancizar Sans" w:hAnsi="Ancizar Sans"/>
+              </w:rPr>
+            </w:pPr>
+            <w:r>
+              <w:rPr>
+                <w:rFonts w:ascii="Ancizar Sans" w:hAnsi="Ancizar Sans"/>
+              </w:rPr>
+              <w:t>Positivo</w:t>
+            </w:r>
+          </w:p>
+        </w:tc>
+      </w:tr>
+      <w:tr>
+        <w:tc>
+          <w:tcPr>
+            <w:tcW w:w="2379" w:type="dxa"/>
+          </w:tcPr>
+          <w:p>
+            <w:pPr>
+              <w:jc w:val="both"/>
+              <w:rPr>
+                <w:rFonts w:ascii="Ancizar Sans" w:hAnsi="Ancizar Sans"/>
+              </w:rPr>
+            </w:pPr>
+            <w:r>
+              <w:rPr>
+                <w:rFonts w:ascii="Ancizar Sans" w:hAnsi="Ancizar Sans"/>
+              </w:rPr>
+              <w:t>ICC8</w:t>
+            </w:r>
+          </w:p>
+          <w:p>
+            <w:pPr>
+              <w:jc w:val="both"/>
+              <w:rPr>
+                <w:rFonts w:ascii="Ancizar Sans" w:hAnsi="Ancizar Sans"/>
+              </w:rPr>
+            </w:pPr>
+          </w:p>
+        </w:tc>
+        <w:tc>
+          <w:tcPr>
+            <w:tcW w:w="2823" w:type="dxa"/>
+          </w:tcPr>
+          <w:p>
+            <w:pPr>
+              <w:jc w:val="both"/>
+              <w:rPr>
+                <w:rFonts w:ascii="Ancizar Sans" w:hAnsi="Ancizar Sans"/>
+              </w:rPr>
+            </w:pPr>
+            <w:r>
+              <w:rPr>
+                <w:rFonts w:ascii="Ancizar Sans" w:hAnsi="Ancizar Sans"/>
+              </w:rPr>
+              <w:t xml:space="preserve"> 8. El café produce en mayor medida efectos negativos hacia la salud</w:t>
+            </w:r>
+          </w:p>
+        </w:tc>
+        <w:tc>
+          <w:tcPr>
+            <w:tcW w:w="1813" w:type="dxa"/>
+          </w:tcPr>
+          <w:p>
+            <w:pPr>
+              <w:jc w:val="center"/>
+              <w:rPr>
+                <w:rFonts w:ascii="Ancizar Sans" w:hAnsi="Ancizar Sans"/>
+              </w:rPr>
+            </w:pPr>
+            <w:r>
+              <w:rPr>
+                <w:rFonts w:ascii="Ancizar Sans" w:hAnsi="Ancizar Sans"/>
+              </w:rPr>
+              <w:t>Determinantes de consumo café</w:t>
+            </w:r>
+          </w:p>
+        </w:tc>
+        <w:tc>
+          <w:tcPr>
+            <w:tcW w:w="1813" w:type="dxa"/>
+          </w:tcPr>
+          <w:p>
+            <w:pPr>
+              <w:jc w:val="center"/>
+              <w:rPr>
+                <w:rFonts w:ascii="Ancizar Sans" w:hAnsi="Ancizar Sans"/>
+              </w:rPr>
+            </w:pPr>
+            <w:r>
+              <w:rPr>
+                <w:rFonts w:ascii="Ancizar Sans" w:hAnsi="Ancizar Sans"/>
+                <w:lang w:val="es-CO"/>
+              </w:rPr>
+              <w:t>Negativo</w:t>
+            </w:r>
+          </w:p>
+        </w:tc>
+      </w:tr>
+      <w:tr>
+        <w:tc>
+          <w:tcPr>
+            <w:tcW w:w="2379" w:type="dxa"/>
+          </w:tcPr>
+          <w:p>
+            <w:pPr>
+              <w:jc w:val="both"/>
+              <w:rPr>
+                <w:rFonts w:ascii="Ancizar Sans" w:hAnsi="Ancizar Sans"/>
+              </w:rPr>
+            </w:pPr>
+            <w:r>
+              <w:rPr>
+                <w:rFonts w:ascii="Ancizar Sans" w:hAnsi="Ancizar Sans"/>
+              </w:rPr>
+              <w:t>ICC9</w:t>
+            </w:r>
+          </w:p>
+        </w:tc>
+        <w:tc>
+          <w:tcPr>
+            <w:tcW w:w="2823" w:type="dxa"/>
+          </w:tcPr>
+          <w:p>
+            <w:pPr>
+              <w:jc w:val="both"/>
+              <w:rPr>
+                <w:rFonts w:ascii="Ancizar Sans" w:hAnsi="Ancizar Sans"/>
+              </w:rPr>
+            </w:pPr>
+            <w:r>
+              <w:rPr>
+                <w:rFonts w:ascii="Ancizar Sans" w:hAnsi="Ancizar Sans"/>
+              </w:rPr>
+              <w:t xml:space="preserve"> 9. El consumo de café en cualquier medida es riesgoso para la salud de menores de edad</w:t>
+            </w:r>
+          </w:p>
+        </w:tc>
+        <w:tc>
+          <w:tcPr>
+            <w:tcW w:w="1813" w:type="dxa"/>
+          </w:tcPr>
+          <w:p>
+            <w:pPr>
+              <w:jc w:val="center"/>
+              <w:rPr>
+                <w:rFonts w:ascii="Ancizar Sans" w:hAnsi="Ancizar Sans"/>
+              </w:rPr>
+            </w:pPr>
+            <w:r>
+              <w:rPr>
+                <w:rFonts w:ascii="Ancizar Sans" w:hAnsi="Ancizar Sans"/>
+              </w:rPr>
+              <w:t>Determinantes de consumo café</w:t>
+            </w:r>
+          </w:p>
+        </w:tc>
+        <w:tc>
+          <w:tcPr>
+            <w:tcW w:w="1813" w:type="dxa"/>
+          </w:tcPr>
+          <w:p>
+            <w:pPr>
+              <w:jc w:val="center"/>
+              <w:rPr>
+                <w:rFonts w:ascii="Ancizar Sans" w:hAnsi="Ancizar Sans"/>
+              </w:rPr>
+            </w:pPr>
+            <w:r>
+              <w:rPr>
+                <w:rFonts w:ascii="Ancizar Sans" w:hAnsi="Ancizar Sans"/>
+                <w:lang w:val="es-CO"/>
+              </w:rPr>
+              <w:t>Negativo</w:t>
+            </w:r>
+          </w:p>
+        </w:tc>
+      </w:tr>
+      <w:tr>
+        <w:tc>
+          <w:tcPr>
+            <w:tcW w:w="2379" w:type="dxa"/>
+          </w:tcPr>
+          <w:p>
+            <w:pPr>
+              <w:jc w:val="both"/>
+              <w:rPr>
+                <w:rFonts w:ascii="Ancizar Sans" w:hAnsi="Ancizar Sans"/>
+              </w:rPr>
+            </w:pPr>
+            <w:r>
+              <w:rPr>
+                <w:rFonts w:ascii="Ancizar Sans" w:hAnsi="Ancizar Sans"/>
+              </w:rPr>
+              <w:t>ICC10</w:t>
+            </w:r>
+          </w:p>
+        </w:tc>
+        <w:tc>
+          <w:tcPr>
+            <w:tcW w:w="2823" w:type="dxa"/>
+          </w:tcPr>
+          <w:p>
+            <w:pPr>
+              <w:jc w:val="both"/>
+              <w:rPr>
+                <w:rFonts w:ascii="Ancizar Sans" w:hAnsi="Ancizar Sans"/>
+              </w:rPr>
+            </w:pPr>
+            <w:r>
+              <w:rPr>
+                <w:rFonts w:ascii="Ancizar Sans" w:hAnsi="Ancizar Sans"/>
+              </w:rPr>
+              <w:t xml:space="preserve"> 10. Todo buen colombiano/a debería tomar al menos una taza de café al día</w:t>
+            </w:r>
+          </w:p>
+        </w:tc>
+        <w:tc>
+          <w:tcPr>
+            <w:tcW w:w="1813" w:type="dxa"/>
+          </w:tcPr>
+          <w:p>
+            <w:pPr>
+              <w:jc w:val="center"/>
+              <w:rPr>
+                <w:rFonts w:ascii="Ancizar Sans" w:hAnsi="Ancizar Sans"/>
+              </w:rPr>
+            </w:pPr>
+            <w:r>
+              <w:rPr>
+                <w:rFonts w:ascii="Ancizar Sans" w:hAnsi="Ancizar Sans"/>
+              </w:rPr>
+              <w:t>Prácticas de consumo del café</w:t>
+            </w:r>
+          </w:p>
+        </w:tc>
+        <w:tc>
+          <w:tcPr>
+            <w:tcW w:w="1813" w:type="dxa"/>
+          </w:tcPr>
+          <w:p>
+            <w:pPr>
+              <w:jc w:val="center"/>
+              <w:rPr>
+                <w:rFonts w:ascii="Ancizar Sans" w:hAnsi="Ancizar Sans"/>
+              </w:rPr>
+            </w:pPr>
+            <w:r>
+              <w:rPr>
+                <w:rFonts w:ascii="Ancizar Sans" w:hAnsi="Ancizar Sans"/>
+              </w:rPr>
+              <w:t>Positivo</w:t>
+            </w:r>
+          </w:p>
+        </w:tc>
+      </w:tr>
+      <w:tr>
+        <w:tc>
+          <w:tcPr>
+            <w:tcW w:w="2379" w:type="dxa"/>
+          </w:tcPr>
+          <w:p>
+            <w:pPr>
+              <w:jc w:val="both"/>
+              <w:rPr>
+                <w:rFonts w:ascii="Ancizar Sans" w:hAnsi="Ancizar Sans"/>
+              </w:rPr>
+            </w:pPr>
+            <w:r>
+              <w:rPr>
+                <w:rFonts w:ascii="Ancizar Sans" w:hAnsi="Ancizar Sans"/>
+              </w:rPr>
+              <w:t>ICC11</w:t>
+            </w:r>
+          </w:p>
+        </w:tc>
+        <w:tc>
+          <w:tcPr>
+            <w:tcW w:w="2823" w:type="dxa"/>
+          </w:tcPr>
+          <w:p>
+            <w:pPr>
+              <w:jc w:val="both"/>
+              <w:rPr>
+                <w:rFonts w:ascii="Ancizar Sans" w:hAnsi="Ancizar Sans"/>
+              </w:rPr>
+            </w:pPr>
+            <w:r>
+              <w:rPr>
+                <w:rFonts w:ascii="Ancizar Sans" w:hAnsi="Ancizar Sans"/>
+              </w:rPr>
+              <w:t xml:space="preserve"> 11. Todo colombiano/a debería saber algo sobre el café y su producción</w:t>
+            </w:r>
+          </w:p>
+        </w:tc>
+        <w:tc>
+          <w:tcPr>
+            <w:tcW w:w="1813" w:type="dxa"/>
+          </w:tcPr>
+          <w:p>
+            <w:pPr>
+              <w:jc w:val="center"/>
+              <w:rPr>
+                <w:rFonts w:ascii="Ancizar Sans" w:hAnsi="Ancizar Sans"/>
+              </w:rPr>
+            </w:pPr>
+            <w:r>
+              <w:rPr>
+                <w:rFonts w:ascii="Ancizar Sans" w:hAnsi="Ancizar Sans"/>
+              </w:rPr>
+              <w:t>Valoración social del café en Colombia</w:t>
+            </w:r>
+          </w:p>
+        </w:tc>
+        <w:tc>
+          <w:tcPr>
+            <w:tcW w:w="1813" w:type="dxa"/>
+          </w:tcPr>
+          <w:p>
+            <w:pPr>
+              <w:jc w:val="center"/>
+              <w:rPr>
+                <w:rFonts w:ascii="Ancizar Sans" w:hAnsi="Ancizar Sans"/>
+              </w:rPr>
+            </w:pPr>
+            <w:r>
+              <w:rPr>
+                <w:rFonts w:ascii="Ancizar Sans" w:hAnsi="Ancizar Sans"/>
+              </w:rPr>
+              <w:t>Positivo</w:t>
+            </w:r>
+          </w:p>
+        </w:tc>
+      </w:tr>
+      <w:tr>
+        <w:tc>
+          <w:tcPr>
+            <w:tcW w:w="2379" w:type="dxa"/>
+          </w:tcPr>
+          <w:p>
+            <w:pPr>
+              <w:jc w:val="both"/>
+              <w:rPr>
+                <w:rFonts w:ascii="Ancizar Sans" w:hAnsi="Ancizar Sans"/>
+              </w:rPr>
+            </w:pPr>
+            <w:r>
+              <w:rPr>
+                <w:rFonts w:ascii="Ancizar Sans" w:hAnsi="Ancizar Sans"/>
+              </w:rPr>
+              <w:t>ICC12</w:t>
+            </w:r>
+          </w:p>
+        </w:tc>
+        <w:tc>
+          <w:tcPr>
+            <w:tcW w:w="2823" w:type="dxa"/>
+          </w:tcPr>
+          <w:p>
+            <w:pPr>
+              <w:jc w:val="both"/>
+              <w:rPr>
+                <w:rFonts w:ascii="Ancizar Sans" w:hAnsi="Ancizar Sans"/>
+              </w:rPr>
+            </w:pPr>
+            <w:r>
+              <w:rPr>
+                <w:rFonts w:ascii="Ancizar Sans" w:hAnsi="Ancizar Sans"/>
+              </w:rPr>
+              <w:t xml:space="preserve"> 12. Todo colombiano/a debería sentirse orgulloso/a de que le digan "cafetero/a"</w:t>
+            </w:r>
+          </w:p>
+        </w:tc>
+        <w:tc>
+          <w:tcPr>
+            <w:tcW w:w="1813" w:type="dxa"/>
+          </w:tcPr>
+          <w:p>
+            <w:pPr>
+              <w:jc w:val="center"/>
+              <w:rPr>
+                <w:rFonts w:ascii="Ancizar Sans" w:hAnsi="Ancizar Sans"/>
+              </w:rPr>
+            </w:pPr>
+            <w:r>
+              <w:rPr>
+                <w:rFonts w:ascii="Ancizar Sans" w:hAnsi="Ancizar Sans"/>
+              </w:rPr>
+              <w:t>Valoración social del café en Colombia</w:t>
+            </w:r>
+          </w:p>
+        </w:tc>
+        <w:tc>
+          <w:tcPr>
+            <w:tcW w:w="1813" w:type="dxa"/>
+          </w:tcPr>
+          <w:p>
+            <w:pPr>
+              <w:jc w:val="center"/>
+              <w:rPr>
+                <w:rFonts w:ascii="Ancizar Sans" w:hAnsi="Ancizar Sans"/>
+              </w:rPr>
+            </w:pPr>
+            <w:r>
+              <w:rPr>
+                <w:rFonts w:ascii="Ancizar Sans" w:hAnsi="Ancizar Sans"/>
+              </w:rPr>
+              <w:t>Positivo</w:t>
+            </w:r>
+          </w:p>
+        </w:tc>
+      </w:tr>
+      <w:tr>
+        <w:tc>
+          <w:tcPr>
+            <w:tcW w:w="2379" w:type="dxa"/>
+          </w:tcPr>
+          <w:p>
+            <w:pPr>
+              <w:jc w:val="both"/>
+              <w:rPr>
+                <w:rFonts w:ascii="Ancizar Sans" w:hAnsi="Ancizar Sans"/>
+              </w:rPr>
+            </w:pPr>
+            <w:r>
+              <w:rPr>
+                <w:rFonts w:ascii="Ancizar Sans" w:hAnsi="Ancizar Sans"/>
+              </w:rPr>
+              <w:t>ICC13</w:t>
+            </w:r>
+          </w:p>
+        </w:tc>
+        <w:tc>
+          <w:tcPr>
+            <w:tcW w:w="2823" w:type="dxa"/>
+          </w:tcPr>
+          <w:p>
+            <w:pPr>
+              <w:jc w:val="both"/>
+              <w:rPr>
+                <w:rFonts w:ascii="Ancizar Sans" w:hAnsi="Ancizar Sans"/>
+              </w:rPr>
+            </w:pPr>
+            <w:r>
+              <w:rPr>
+                <w:rFonts w:ascii="Ancizar Sans" w:hAnsi="Ancizar Sans"/>
+              </w:rPr>
+              <w:t xml:space="preserve"> 13. El factor principal para que alguien compre café es el precio</w:t>
+            </w:r>
+          </w:p>
+        </w:tc>
+        <w:tc>
+          <w:tcPr>
+            <w:tcW w:w="1813" w:type="dxa"/>
+          </w:tcPr>
+          <w:p>
+            <w:pPr>
+              <w:jc w:val="center"/>
+              <w:rPr>
+                <w:rFonts w:ascii="Ancizar Sans" w:hAnsi="Ancizar Sans"/>
+              </w:rPr>
+            </w:pPr>
+            <w:r>
+              <w:rPr>
+                <w:rFonts w:ascii="Ancizar Sans" w:hAnsi="Ancizar Sans"/>
+              </w:rPr>
+              <w:t>Determinantes de consumo café</w:t>
+            </w:r>
+          </w:p>
+        </w:tc>
+        <w:tc>
+          <w:tcPr>
+            <w:tcW w:w="1813" w:type="dxa"/>
+          </w:tcPr>
+          <w:p>
+            <w:pPr>
+              <w:jc w:val="center"/>
+              <w:rPr>
+                <w:rFonts w:ascii="Ancizar Sans" w:hAnsi="Ancizar Sans"/>
+              </w:rPr>
+            </w:pPr>
+            <w:r>
+              <w:rPr>
+                <w:rFonts w:ascii="Ancizar Sans" w:hAnsi="Ancizar Sans"/>
+                <w:lang w:val="es-CO"/>
+              </w:rPr>
+              <w:t>Negativo</w:t>
+            </w:r>
+          </w:p>
+        </w:tc>
+      </w:tr>
+      <w:tr>
+        <w:tc>
+          <w:tcPr>
+            <w:tcW w:w="2379" w:type="dxa"/>
+          </w:tcPr>
+          <w:p>
+            <w:pPr>
+              <w:jc w:val="both"/>
+              <w:rPr>
+                <w:rFonts w:ascii="Ancizar Sans" w:hAnsi="Ancizar Sans"/>
+              </w:rPr>
+            </w:pPr>
+            <w:r>
+              <w:rPr>
+                <w:rFonts w:ascii="Ancizar Sans" w:hAnsi="Ancizar Sans"/>
+              </w:rPr>
+              <w:t>ICC14</w:t>
+            </w:r>
+          </w:p>
+        </w:tc>
+        <w:tc>
+          <w:tcPr>
+            <w:tcW w:w="2823" w:type="dxa"/>
+          </w:tcPr>
+          <w:p>
+            <w:pPr>
+              <w:jc w:val="both"/>
+              <w:rPr>
+                <w:rFonts w:ascii="Ancizar Sans" w:hAnsi="Ancizar Sans"/>
+              </w:rPr>
+            </w:pPr>
+            <w:r>
+              <w:rPr>
+                <w:rFonts w:ascii="Ancizar Sans" w:hAnsi="Ancizar Sans"/>
+              </w:rPr>
+              <w:t xml:space="preserve"> 14. En Colombia se toma buen café</w:t>
+            </w:r>
+          </w:p>
+        </w:tc>
+        <w:tc>
+          <w:tcPr>
+            <w:tcW w:w="1813" w:type="dxa"/>
+          </w:tcPr>
+          <w:p>
+            <w:pPr>
+              <w:jc w:val="both"/>
+              <w:rPr>
+                <w:rFonts w:ascii="Ancizar Sans" w:hAnsi="Ancizar Sans"/>
+              </w:rPr>
+            </w:pPr>
+            <w:r>
+              <w:rPr>
+                <w:rFonts w:ascii="Ancizar Sans" w:hAnsi="Ancizar Sans"/>
+              </w:rPr>
+              <w:t>Valoración social del café en Colombia</w:t>
+            </w:r>
+          </w:p>
+        </w:tc>
+        <w:tc>
+          <w:tcPr>
+            <w:tcW w:w="1813" w:type="dxa"/>
+          </w:tcPr>
+          <w:p>
+            <w:pPr>
+              <w:jc w:val="center"/>
+              <w:rPr>
+                <w:rFonts w:ascii="Ancizar Sans" w:hAnsi="Ancizar Sans"/>
+              </w:rPr>
+            </w:pPr>
+            <w:r>
+              <w:rPr>
+                <w:rFonts w:ascii="Ancizar Sans" w:hAnsi="Ancizar Sans"/>
+              </w:rPr>
+              <w:t>Positivo</w:t>
+            </w:r>
+          </w:p>
+        </w:tc>
+      </w:tr>
+      <w:tr>
+        <w:tc>
+          <w:tcPr>
+            <w:tcW w:w="2379" w:type="dxa"/>
+          </w:tcPr>
+          <w:p>
+            <w:pPr>
+              <w:jc w:val="both"/>
+              <w:rPr>
+                <w:rFonts w:ascii="Ancizar Sans" w:hAnsi="Ancizar Sans"/>
+              </w:rPr>
+            </w:pPr>
+            <w:r>
+              <w:rPr>
+                <w:rFonts w:ascii="Ancizar Sans" w:hAnsi="Ancizar Sans"/>
+              </w:rPr>
+              <w:t>ICC15</w:t>
+            </w:r>
+          </w:p>
+        </w:tc>
+        <w:tc>
+          <w:tcPr>
+            <w:tcW w:w="2823" w:type="dxa"/>
+          </w:tcPr>
+          <w:p>
+            <w:pPr>
+              <w:jc w:val="both"/>
+              <w:rPr>
+                <w:rFonts w:ascii="Ancizar Sans" w:hAnsi="Ancizar Sans"/>
+              </w:rPr>
+            </w:pPr>
+            <w:r>
+              <w:rPr>
+                <w:rFonts w:ascii="Ancizar Sans" w:hAnsi="Ancizar Sans"/>
+              </w:rPr>
+              <w:t xml:space="preserve"> 15. El café es una bebida para gente adulta</w:t>
+            </w:r>
+          </w:p>
+        </w:tc>
+        <w:tc>
+          <w:tcPr>
+            <w:tcW w:w="1813" w:type="dxa"/>
+          </w:tcPr>
+          <w:p>
+            <w:pPr>
+              <w:jc w:val="center"/>
+              <w:rPr>
+                <w:rFonts w:ascii="Ancizar Sans" w:hAnsi="Ancizar Sans"/>
+              </w:rPr>
+            </w:pPr>
+            <w:r>
+              <w:rPr>
+                <w:rFonts w:ascii="Ancizar Sans" w:hAnsi="Ancizar Sans"/>
+              </w:rPr>
+              <w:t>Determinantes de consumo café</w:t>
+            </w:r>
+          </w:p>
+        </w:tc>
+        <w:tc>
+          <w:tcPr>
+            <w:tcW w:w="1813" w:type="dxa"/>
+          </w:tcPr>
+          <w:p>
+            <w:pPr>
+              <w:jc w:val="center"/>
+              <w:rPr>
+                <w:rFonts w:ascii="Ancizar Sans" w:hAnsi="Ancizar Sans"/>
+              </w:rPr>
+            </w:pPr>
+            <w:r>
+              <w:rPr>
+                <w:rFonts w:ascii="Ancizar Sans" w:hAnsi="Ancizar Sans"/>
+                <w:lang w:val="es-CO"/>
+              </w:rPr>
+              <w:t>Negativo</w:t>
+            </w:r>
+          </w:p>
+        </w:tc>
+      </w:tr>
+    </w:tbl>
+    <w:p>
+      <w:pPr>
+        <w:spacing w:after="0"/>
+        <w:jc w:val="both"/>
+        <w:rPr>
+          <w:rFonts w:ascii="Ancizar Sans" w:hAnsi="Ancizar Sans"/>
+        </w:rPr>
+      </w:pPr>
     </w:p>
     <w:sectPr>
       <w:pgSz w:w="12240" w:h="15840"/>
@@ -11720,7 +12492,7 @@
   <w:style w:type="paragraph" w:default="1" w:styleId="Normal">
     <w:name w:val="Normal"/>
     <w:qFormat/>
-    <w:rsid w:val="00DA7EBC"/>
+    <w:rsid w:val="008A244A"/>
     <w:rPr>
       <w:lang w:val="es-419"/>
     </w:rPr>
@@ -11927,7 +12699,6 @@
   <w:style w:type="character" w:default="1" w:styleId="Fuentedeprrafopredeter">
     <w:name w:val="Default Paragraph Font"/>
     <w:uiPriority w:val="1"/>
-    <w:semiHidden/>
     <w:unhideWhenUsed/>
   </w:style>
   <w:style w:type="table" w:default="1" w:styleId="Tablanormal">
@@ -12260,6 +13031,49 @@
       </w:tblBorders>
     </w:tblPr>
   </w:style>
+  <w:style w:type="paragraph" w:styleId="TtuloTDC">
+    <w:name w:val="TOC Heading"/>
+    <w:basedOn w:val="Ttulo1"/>
+    <w:next w:val="Normal"/>
+    <w:uiPriority w:val="39"/>
+    <w:unhideWhenUsed/>
+    <w:qFormat/>
+    <w:rsid w:val="00DC0D21"/>
+    <w:pPr>
+      <w:spacing w:before="240" w:after="0"/>
+      <w:outlineLvl w:val="9"/>
+    </w:pPr>
+    <w:rPr>
+      <w:kern w:val="0"/>
+      <w:sz w:val="32"/>
+      <w:szCs w:val="32"/>
+      <w:lang w:val="es-CO" w:eastAsia="es-CO"/>
+      <w14:ligatures w14:val="none"/>
+    </w:rPr>
+  </w:style>
+  <w:style w:type="paragraph" w:styleId="TDC1">
+    <w:name w:val="toc 1"/>
+    <w:basedOn w:val="Normal"/>
+    <w:next w:val="Normal"/>
+    <w:autoRedefine/>
+    <w:uiPriority w:val="39"/>
+    <w:unhideWhenUsed/>
+    <w:rsid w:val="00DC0D21"/>
+    <w:pPr>
+      <w:spacing w:after="100"/>
+    </w:pPr>
+  </w:style>
+  <w:style w:type="character" w:styleId="Hipervnculo">
+    <w:name w:val="Hyperlink"/>
+    <w:basedOn w:val="Fuentedeprrafopredeter"/>
+    <w:uiPriority w:val="99"/>
+    <w:unhideWhenUsed/>
+    <w:rsid w:val="00DC0D21"/>
+    <w:rPr>
+      <w:color w:val="467886" w:themeColor="hyperlink"/>
+      <w:u w:val="single"/>
+    </w:rPr>
+  </w:style>
 </w:styles>
 </file>
 
@@ -12556,4 +13370,16 @@
     </a:ext>
   </a:extLst>
 </a:theme>
+</file>
+
+<file path=customXml/item1.xml><?xml version="1.0" encoding="utf-8"?>
+<b:Sources xmlns:b="http://schemas.openxmlformats.org/officeDocument/2006/bibliography" xmlns="http://schemas.openxmlformats.org/officeDocument/2006/bibliography" SelectedStyle="\APASixthEditionOfficeOnline.xsl" StyleName="APA" Version="6"/>
+</file>
+
+<file path=customXml/itemProps1.xml><?xml version="1.0" encoding="utf-8"?>
+<ds:datastoreItem xmlns:ds="http://schemas.openxmlformats.org/officeDocument/2006/customXml" ds:itemID="{EDBE5F87-3CE0-4857-A167-D0CD6DB579C9}">
+  <ds:schemaRefs>
+    <ds:schemaRef ds:uri="http://schemas.openxmlformats.org/officeDocument/2006/bibliography"/>
+  </ds:schemaRefs>
+</ds:datastoreItem>
 </file>
--- a/Documentación_Bases_CulCaf.docx
+++ b/Documentación_Bases_CulCaf.docx
@@ -100,9 +100,13 @@
     <w:sdt>
       <w:sdtPr>
         <w:rPr>
-          <w:rFonts w:ascii="Ancizar Sans" w:hAnsi="Ancizar Sans"/>
+          <w:rFonts w:ascii="Ancizar Sans" w:eastAsiaTheme="minorHAnsi" w:hAnsi="Ancizar Sans" w:cstheme="minorBidi"/>
           <w:color w:val="auto"/>
-          <w:lang w:val="es-ES"/>
+          <w:kern w:val="2"/>
+          <w:sz w:val="22"/>
+          <w:szCs w:val="22"/>
+          <w:lang w:val="es-ES" w:eastAsia="en-US"/>
+          <w14:ligatures w14:val="standardContextual"/>
         </w:rPr>
         <w:id w:val="-2128544625"/>
         <w:docPartObj>
@@ -110,16 +114,6 @@
           <w:docPartUnique/>
         </w:docPartObj>
       </w:sdtPr>
-      <w:sdtEndPr>
-        <w:rPr>
-          <w:rFonts w:eastAsiaTheme="minorHAnsi" w:cstheme="minorBidi"/>
-          <w:kern w:val="2"/>
-          <w:sz w:val="22"/>
-          <w:szCs w:val="22"/>
-          <w:lang w:eastAsia="en-US"/>
-          <w14:ligatures w14:val="standardContextual"/>
-        </w:rPr>
-      </w:sdtEndPr>
       <w:sdtContent>
         <w:p>
           <w:pPr>
@@ -171,7 +165,7 @@
             </w:rPr>
             <w:fldChar w:fldCharType="separate"/>
           </w:r>
-          <w:hyperlink w:anchor="_Toc208334541" w:history="1">
+          <w:hyperlink w:anchor="_Toc208397344" w:history="1">
             <w:r>
               <w:rPr>
                 <w:rStyle w:val="Hipervnculo"/>
@@ -201,7 +195,7 @@
                 <w:noProof/>
                 <w:webHidden/>
               </w:rPr>
-              <w:instrText xml:space="preserve"> PAGEREF _Toc208334541 \h </w:instrText>
+              <w:instrText xml:space="preserve"> PAGEREF _Toc208397344 \h </w:instrText>
             </w:r>
             <w:r>
               <w:rPr>
@@ -246,7 +240,7 @@
               <w:lang w:val="es-CO" w:eastAsia="es-CO"/>
             </w:rPr>
           </w:pPr>
-          <w:hyperlink w:anchor="_Toc208334542" w:history="1">
+          <w:hyperlink w:anchor="_Toc208397345" w:history="1">
             <w:r>
               <w:rPr>
                 <w:rStyle w:val="Hipervnculo"/>
@@ -276,7 +270,7 @@
                 <w:noProof/>
                 <w:webHidden/>
               </w:rPr>
-              <w:instrText xml:space="preserve"> PAGEREF _Toc208334542 \h </w:instrText>
+              <w:instrText xml:space="preserve"> PAGEREF _Toc208397345 \h </w:instrText>
             </w:r>
             <w:r>
               <w:rPr>
@@ -297,6 +291,82 @@
                 <w:webHidden/>
               </w:rPr>
               <w:t>2</w:t>
+            </w:r>
+            <w:r>
+              <w:rPr>
+                <w:noProof/>
+                <w:webHidden/>
+              </w:rPr>
+              <w:fldChar w:fldCharType="end"/>
+            </w:r>
+          </w:hyperlink>
+        </w:p>
+        <w:p>
+          <w:pPr>
+            <w:pStyle w:val="TDC1"/>
+            <w:tabs>
+              <w:tab w:val="right" w:leader="dot" w:pos="8828"/>
+            </w:tabs>
+            <w:rPr>
+              <w:rFonts w:eastAsiaTheme="minorEastAsia"/>
+              <w:noProof/>
+              <w:sz w:val="24"/>
+              <w:szCs w:val="24"/>
+              <w:lang w:val="es-CO" w:eastAsia="es-CO"/>
+            </w:rPr>
+          </w:pPr>
+          <w:hyperlink w:anchor="_Toc208397346" w:history="1">
+            <w:r>
+              <w:rPr>
+                <w:rStyle w:val="Hipervnculo"/>
+                <w:rFonts w:ascii="Ancizar Sans" w:hAnsi="Ancizar Sans"/>
+                <w:b/>
+                <w:bCs/>
+                <w:noProof/>
+                <w:lang w:val="es-CO"/>
+              </w:rPr>
+              <w:t>Dimensionalidad teórica y codificación de los ítems</w:t>
+            </w:r>
+            <w:r>
+              <w:rPr>
+                <w:noProof/>
+                <w:webHidden/>
+              </w:rPr>
+              <w:tab/>
+            </w:r>
+            <w:r>
+              <w:rPr>
+                <w:noProof/>
+                <w:webHidden/>
+              </w:rPr>
+              <w:fldChar w:fldCharType="begin"/>
+            </w:r>
+            <w:r>
+              <w:rPr>
+                <w:noProof/>
+                <w:webHidden/>
+              </w:rPr>
+              <w:instrText xml:space="preserve"> PAGEREF _Toc208397346 \h </w:instrText>
+            </w:r>
+            <w:r>
+              <w:rPr>
+                <w:noProof/>
+                <w:webHidden/>
+              </w:rPr>
+            </w:r>
+            <w:r>
+              <w:rPr>
+                <w:noProof/>
+                <w:webHidden/>
+              </w:rPr>
+              <w:fldChar w:fldCharType="separate"/>
+            </w:r>
+            <w:r>
+              <w:rPr>
+                <w:noProof/>
+                <w:webHidden/>
+              </w:rPr>
+              <w:t>9</w:t>
             </w:r>
             <w:r>
               <w:rPr>
@@ -335,7 +405,7 @@
           <w:szCs w:val="24"/>
         </w:rPr>
       </w:pPr>
-      <w:bookmarkStart w:id="0" w:name="_Toc208334541"/>
+      <w:bookmarkStart w:id="0" w:name="_Toc208397344"/>
       <w:r>
         <w:rPr>
           <w:rFonts w:ascii="Ancizar Sans" w:hAnsi="Ancizar Sans"/>
@@ -870,6 +940,7 @@
               <w:rPr>
                 <w:rFonts w:ascii="Ancizar Sans" w:hAnsi="Ancizar Sans"/>
               </w:rPr>
+              <w:lastRenderedPageBreak/>
               <w:t>ICC_POST</w:t>
             </w:r>
           </w:p>
@@ -889,14 +960,7 @@
               <w:rPr>
                 <w:rFonts w:ascii="Ancizar Sans" w:hAnsi="Ancizar Sans"/>
               </w:rPr>
-              <w:t xml:space="preserve">Aplicación 2 meses después </w:t>
-            </w:r>
-            <w:r>
-              <w:rPr>
-                <w:rFonts w:ascii="Ancizar Sans" w:hAnsi="Ancizar Sans"/>
-              </w:rPr>
-              <w:lastRenderedPageBreak/>
-              <w:t>de los eventos de café</w:t>
+              <w:t>Aplicación 2 meses después de los eventos de café</w:t>
             </w:r>
           </w:p>
         </w:tc>
@@ -915,7 +979,6 @@
               <w:rPr>
                 <w:rFonts w:ascii="Ancizar Sans" w:hAnsi="Ancizar Sans"/>
               </w:rPr>
-              <w:lastRenderedPageBreak/>
               <w:t>1176</w:t>
             </w:r>
           </w:p>
@@ -1484,7 +1547,7 @@
           <w:szCs w:val="24"/>
         </w:rPr>
       </w:pPr>
-      <w:bookmarkStart w:id="1" w:name="_Toc208334542"/>
+      <w:bookmarkStart w:id="1" w:name="_Toc208397345"/>
       <w:r>
         <w:rPr>
           <w:rFonts w:ascii="Ancizar Sans" w:hAnsi="Ancizar Sans"/>
@@ -10470,6 +10533,7 @@
           <w:lang w:val="es-CO"/>
         </w:rPr>
       </w:pPr>
+      <w:bookmarkStart w:id="2" w:name="_Toc208397346"/>
       <w:r>
         <w:rPr>
           <w:rFonts w:ascii="Ancizar Sans" w:hAnsi="Ancizar Sans"/>
@@ -10482,57 +10546,11 @@
         </w:rPr>
         <w:t>Dimensionalidad teórica y codificación de los ítems</w:t>
       </w:r>
+      <w:bookmarkEnd w:id="2"/>
     </w:p>
     <w:p>
       <w:pPr>
-        <w:pStyle w:val="Ttulo1"/>
-        <w:rPr>
-          <w:rFonts w:ascii="Ancizar Sans" w:hAnsi="Ancizar Sans"/>
-          <w:b/>
-          <w:bCs/>
-          <w:color w:val="auto"/>
-          <w:sz w:val="24"/>
-          <w:szCs w:val="24"/>
-          <w:lang w:val="es-CO"/>
-        </w:rPr>
-      </w:pPr>
-      <w:r>
-        <w:rPr>
-          <w:rFonts w:ascii="Ancizar Sans" w:hAnsi="Ancizar Sans"/>
-          <w:color w:val="auto"/>
-          <w:sz w:val="24"/>
-          <w:szCs w:val="24"/>
-          <w:lang w:val="es-CO"/>
-        </w:rPr>
-        <w:t xml:space="preserve">Los ítems se construyeron siguiendo la metodología de marco lógico </w:t>
-      </w:r>
-      <w:r>
-        <w:rPr>
-          <w:rFonts w:ascii="Ancizar Sans" w:hAnsi="Ancizar Sans"/>
-          <w:b/>
-          <w:bCs/>
-          <w:color w:val="auto"/>
-          <w:sz w:val="24"/>
-          <w:szCs w:val="24"/>
-          <w:lang w:val="es-CO"/>
-        </w:rPr>
-        <w:t xml:space="preserve"> </w:t>
-      </w:r>
-    </w:p>
-    <w:p>
-      <w:pPr>
-        <w:spacing w:after="0"/>
-        <w:jc w:val="both"/>
-        <w:rPr>
-          <w:rFonts w:ascii="Ancizar Sans" w:hAnsi="Ancizar Sans"/>
-          <w:lang w:val="es-CO"/>
-        </w:rPr>
-      </w:pPr>
-    </w:p>
-    <w:p>
-      <w:pPr>
-        <w:spacing w:after="0"/>
-        <w:jc w:val="both"/>
+        <w:pStyle w:val="Sinespaciado"/>
         <w:rPr>
           <w:rFonts w:ascii="Ancizar Sans" w:hAnsi="Ancizar Sans"/>
           <w:lang w:val="es-CO"/>
@@ -10543,28 +10561,21 @@
           <w:rFonts w:ascii="Ancizar Sans" w:hAnsi="Ancizar Sans"/>
           <w:lang w:val="es-CO"/>
         </w:rPr>
-        <w:t>En el análisis se r</w:t>
+        <w:t>Los ítems se construyeron siguiendo la metodología de marco lógico</w:t>
       </w:r>
       <w:r>
         <w:rPr>
           <w:rFonts w:ascii="Ancizar Sans" w:hAnsi="Ancizar Sans"/>
           <w:lang w:val="es-CO"/>
         </w:rPr>
-        <w:t>ecodifica</w:t>
+        <w:t>, e</w:t>
       </w:r>
       <w:r>
         <w:rPr>
           <w:rFonts w:ascii="Ancizar Sans" w:hAnsi="Ancizar Sans"/>
           <w:lang w:val="es-CO"/>
         </w:rPr>
-        <w:t>ron</w:t>
-      </w:r>
-      <w:r>
-        <w:rPr>
-          <w:rFonts w:ascii="Ancizar Sans" w:hAnsi="Ancizar Sans"/>
-          <w:lang w:val="es-CO"/>
-        </w:rPr>
-        <w:t xml:space="preserve"> utilizando la función </w:t>
+        <w:t xml:space="preserve">n el análisis se recodificaron utilizando la función </w:t>
       </w:r>
       <w:r>
         <w:rPr>
@@ -12699,6 +12710,7 @@
   <w:style w:type="character" w:default="1" w:styleId="Fuentedeprrafopredeter">
     <w:name w:val="Default Paragraph Font"/>
     <w:uiPriority w:val="1"/>
+    <w:semiHidden/>
     <w:unhideWhenUsed/>
   </w:style>
   <w:style w:type="table" w:default="1" w:styleId="Tablanormal">
@@ -13074,6 +13086,18 @@
       <w:u w:val="single"/>
     </w:rPr>
   </w:style>
+  <w:style w:type="paragraph" w:styleId="Sinespaciado">
+    <w:name w:val="No Spacing"/>
+    <w:uiPriority w:val="1"/>
+    <w:qFormat/>
+    <w:rsid w:val="0012131C"/>
+    <w:pPr>
+      <w:spacing w:after="0" w:line="240" w:lineRule="auto"/>
+    </w:pPr>
+    <w:rPr>
+      <w:lang w:val="es-419"/>
+    </w:rPr>
+  </w:style>
 </w:styles>
 </file>
 
